--- a/TS-Kramam/TS-5.4/TS 5.4 Malayalam Krama Paatam Corrections.docx
+++ b/TS-Kramam/TS-5.4/TS 5.4 Malayalam Krama Paatam Corrections.docx
@@ -2677,6 +2677,324 @@
       </w:tr>
       <w:tr>
         <w:trPr>
+          <w:trHeight w:val="1125"/>
+        </w:trPr>
+        <w:tc>
+          <w:tcPr>
+            <w:tcW w:w="3907" w:type="dxa"/>
+          </w:tcPr>
+          <w:p>
+            <w:pPr>
+              <w:widowControl w:val="0"/>
+              <w:tabs>
+                <w:tab w:val="left" w:pos="993"/>
+              </w:tabs>
+              <w:autoSpaceDE w:val="0"/>
+              <w:autoSpaceDN w:val="0"/>
+              <w:adjustRightInd w:val="0"/>
+              <w:spacing w:before="0" w:line="240" w:lineRule="auto"/>
+              <w:ind w:right="297"/>
+              <w:rPr>
+                <w:rFonts w:cs="Arial"/>
+                <w:b/>
+                <w:color w:val="EE0000"/>
+                <w:sz w:val="28"/>
+                <w:szCs w:val="32"/>
+              </w:rPr>
+            </w:pPr>
+            <w:r>
+              <w:rPr>
+                <w:rFonts w:cs="Arial"/>
+                <w:b/>
+                <w:color w:val="EE0000"/>
+                <w:sz w:val="28"/>
+                <w:szCs w:val="32"/>
+              </w:rPr>
+              <w:lastRenderedPageBreak/>
+              <w:t>T.S.5.4.7.1– Kramam</w:t>
+            </w:r>
+          </w:p>
+          <w:p>
+            <w:pPr>
+              <w:widowControl w:val="0"/>
+              <w:tabs>
+                <w:tab w:val="left" w:pos="993"/>
+              </w:tabs>
+              <w:autoSpaceDE w:val="0"/>
+              <w:autoSpaceDN w:val="0"/>
+              <w:adjustRightInd w:val="0"/>
+              <w:spacing w:before="0" w:line="240" w:lineRule="auto"/>
+              <w:ind w:right="297"/>
+              <w:rPr>
+                <w:rFonts w:cs="Arial"/>
+                <w:b/>
+                <w:color w:val="EE0000"/>
+                <w:szCs w:val="28"/>
+                <w:lang w:val="en-IN"/>
+              </w:rPr>
+            </w:pPr>
+            <w:r>
+              <w:rPr>
+                <w:rFonts w:cs="Arial"/>
+                <w:b/>
+                <w:color w:val="EE0000"/>
+                <w:sz w:val="28"/>
+                <w:szCs w:val="32"/>
+                <w:lang w:val="en-IN"/>
+              </w:rPr>
+              <w:t>Krama Vaakyam No.– 28</w:t>
+            </w:r>
+          </w:p>
+          <w:p>
+            <w:pPr>
+              <w:widowControl w:val="0"/>
+              <w:tabs>
+                <w:tab w:val="left" w:pos="993"/>
+              </w:tabs>
+              <w:autoSpaceDE w:val="0"/>
+              <w:autoSpaceDN w:val="0"/>
+              <w:adjustRightInd w:val="0"/>
+              <w:spacing w:before="0" w:line="240" w:lineRule="auto"/>
+              <w:ind w:right="297"/>
+              <w:rPr>
+                <w:rFonts w:cs="Arial"/>
+                <w:b/>
+                <w:color w:val="EE0000"/>
+                <w:sz w:val="28"/>
+                <w:szCs w:val="32"/>
+              </w:rPr>
+            </w:pPr>
+            <w:r>
+              <w:rPr>
+                <w:rFonts w:cs="Arial"/>
+                <w:b/>
+                <w:color w:val="EE0000"/>
+                <w:sz w:val="28"/>
+                <w:szCs w:val="32"/>
+                <w:lang w:val="it-IT"/>
+              </w:rPr>
+              <w:t>Panchaati No</w:t>
+            </w:r>
+            <w:r>
+              <w:rPr>
+                <w:rFonts w:cs="Arial"/>
+                <w:b/>
+                <w:color w:val="EE0000"/>
+                <w:szCs w:val="32"/>
+                <w:lang w:val="it-IT"/>
+              </w:rPr>
+              <w:t xml:space="preserve">. - </w:t>
+            </w:r>
+            <w:r>
+              <w:rPr>
+                <w:rFonts w:cs="Arial"/>
+                <w:b/>
+                <w:color w:val="EE0000"/>
+                <w:sz w:val="28"/>
+                <w:szCs w:val="32"/>
+                <w:lang w:val="it-IT"/>
+              </w:rPr>
+              <w:t>30</w:t>
+            </w:r>
+          </w:p>
+        </w:tc>
+        <w:tc>
+          <w:tcPr>
+            <w:tcW w:w="5105" w:type="dxa"/>
+          </w:tcPr>
+          <w:p>
+            <w:pPr>
+              <w:widowControl w:val="0"/>
+              <w:autoSpaceDE w:val="0"/>
+              <w:autoSpaceDN w:val="0"/>
+              <w:adjustRightInd w:val="0"/>
+              <w:spacing w:line="252" w:lineRule="auto"/>
+              <w:rPr>
+                <w:rFonts w:ascii="BRH Devanagari Extra" w:hAnsi="BRH Devanagari Extra" w:cs="BRH Devanagari Extra"/>
+                <w:color w:val="EE0000"/>
+                <w:sz w:val="40"/>
+                <w:szCs w:val="40"/>
+                <w:lang w:val="en-IN" w:bidi="ml-IN"/>
+              </w:rPr>
+            </w:pPr>
+            <w:r>
+              <w:rPr>
+                <w:rFonts w:ascii="BRH Malayalam Extra" w:eastAsia="Times New Roman" w:hAnsi="BRH Malayalam Extra" w:cs="BRH Malayalam Extra"/>
+                <w:color w:val="EE0000"/>
+                <w:sz w:val="40"/>
+                <w:szCs w:val="40"/>
+                <w:lang w:val="en-IN" w:eastAsia="en-IN" w:bidi="ml-IN"/>
+              </w:rPr>
+              <w:t>D</w:t>
+            </w:r>
+            <w:r>
+              <w:rPr>
+                <w:rFonts w:ascii="BRH Malayalam Extra" w:eastAsia="Times New Roman" w:hAnsi="BRH Malayalam Extra" w:cs="BRH Malayalam Extra"/>
+                <w:color w:val="EE0000"/>
+                <w:sz w:val="40"/>
+                <w:szCs w:val="40"/>
+                <w:highlight w:val="yellow"/>
+                <w:lang w:val="en-IN" w:eastAsia="en-IN" w:bidi="ml-IN"/>
+              </w:rPr>
+              <w:t>b</w:t>
+            </w:r>
+            <w:r>
+              <w:rPr>
+                <w:rFonts w:ascii="BRH Malayalam Extra" w:eastAsia="Times New Roman" w:hAnsi="BRH Malayalam Extra" w:cs="BRH Malayalam Extra"/>
+                <w:color w:val="EE0000"/>
+                <w:sz w:val="40"/>
+                <w:szCs w:val="40"/>
+                <w:lang w:val="en-IN" w:eastAsia="en-IN" w:bidi="ml-IN"/>
+              </w:rPr>
+              <w:t>Çky—±I | A</w:t>
+            </w:r>
+            <w:r>
+              <w:rPr>
+                <w:rFonts w:ascii="BRH Malayalam Extra" w:eastAsia="Times New Roman" w:hAnsi="BRH Malayalam Extra" w:cs="BRH Malayalam Extra"/>
+                <w:color w:val="EE0000"/>
+                <w:sz w:val="32"/>
+                <w:szCs w:val="40"/>
+                <w:lang w:val="en-IN" w:eastAsia="en-IN" w:bidi="ml-IN"/>
+              </w:rPr>
+              <w:t>–</w:t>
+            </w:r>
+            <w:r>
+              <w:rPr>
+                <w:rFonts w:ascii="BRH Malayalam Extra" w:eastAsia="Times New Roman" w:hAnsi="BRH Malayalam Extra" w:cs="BRH Malayalam Extra"/>
+                <w:color w:val="EE0000"/>
+                <w:sz w:val="40"/>
+                <w:szCs w:val="40"/>
+                <w:lang w:val="en-IN" w:eastAsia="en-IN" w:bidi="ml-IN"/>
+              </w:rPr>
+              <w:t>Çky—±</w:t>
+            </w:r>
+            <w:r>
+              <w:rPr>
+                <w:rFonts w:ascii="BRH Malayalam Extra" w:eastAsia="Times New Roman" w:hAnsi="BRH Malayalam Extra" w:cs="BRH Malayalam Extra"/>
+                <w:color w:val="EE0000"/>
+                <w:sz w:val="32"/>
+                <w:szCs w:val="40"/>
+                <w:lang w:val="en-IN" w:eastAsia="en-IN" w:bidi="ml-IN"/>
+              </w:rPr>
+              <w:t>–</w:t>
+            </w:r>
+            <w:r>
+              <w:rPr>
+                <w:rFonts w:ascii="BRH Malayalam Extra" w:eastAsia="Times New Roman" w:hAnsi="BRH Malayalam Extra" w:cs="BRH Malayalam Extra"/>
+                <w:color w:val="EE0000"/>
+                <w:sz w:val="40"/>
+                <w:szCs w:val="40"/>
+                <w:lang w:val="en-IN" w:eastAsia="en-IN" w:bidi="ml-IN"/>
+              </w:rPr>
+              <w:t>ix |</w:t>
+            </w:r>
+          </w:p>
+        </w:tc>
+        <w:tc>
+          <w:tcPr>
+            <w:tcW w:w="5388" w:type="dxa"/>
+          </w:tcPr>
+          <w:p>
+            <w:pPr>
+              <w:widowControl w:val="0"/>
+              <w:autoSpaceDE w:val="0"/>
+              <w:autoSpaceDN w:val="0"/>
+              <w:adjustRightInd w:val="0"/>
+              <w:spacing w:line="252" w:lineRule="auto"/>
+              <w:rPr>
+                <w:rFonts w:ascii="BRH Devanagari Extra" w:hAnsi="BRH Devanagari Extra" w:cs="BRH Devanagari Extra"/>
+                <w:color w:val="EE0000"/>
+                <w:sz w:val="40"/>
+                <w:szCs w:val="40"/>
+                <w:lang w:val="en-IN" w:bidi="ml-IN"/>
+              </w:rPr>
+            </w:pPr>
+            <w:r>
+              <w:rPr>
+                <w:rFonts w:ascii="BRH Malayalam Extra" w:eastAsia="Times New Roman" w:hAnsi="BRH Malayalam Extra" w:cs="BRH Malayalam Extra"/>
+                <w:color w:val="EE0000"/>
+                <w:sz w:val="40"/>
+                <w:szCs w:val="40"/>
+                <w:lang w:val="en-IN" w:eastAsia="en-IN" w:bidi="ml-IN"/>
+              </w:rPr>
+              <w:t>D</w:t>
+            </w:r>
+            <w:r>
+              <w:rPr>
+                <w:rFonts w:ascii="BRH Malayalam Extra" w:eastAsia="Times New Roman" w:hAnsi="BRH Malayalam Extra" w:cs="BRH Malayalam Extra"/>
+                <w:color w:val="EE0000"/>
+                <w:sz w:val="40"/>
+                <w:szCs w:val="40"/>
+                <w:highlight w:val="green"/>
+                <w:lang w:val="en-IN" w:eastAsia="en-IN" w:bidi="ml-IN"/>
+              </w:rPr>
+              <w:t>b</w:t>
+            </w:r>
+            <w:r>
+              <w:rPr>
+                <w:rFonts w:ascii="BRH Malayalam Extra" w:eastAsia="Times New Roman" w:hAnsi="BRH Malayalam Extra" w:cs="BRH Malayalam Extra"/>
+                <w:color w:val="EE0000"/>
+                <w:sz w:val="32"/>
+                <w:szCs w:val="40"/>
+                <w:lang w:val="en-IN" w:eastAsia="en-IN" w:bidi="ml-IN"/>
+              </w:rPr>
+              <w:t>–</w:t>
+            </w:r>
+            <w:r>
+              <w:rPr>
+                <w:rFonts w:ascii="BRH Malayalam Extra" w:eastAsia="Times New Roman" w:hAnsi="BRH Malayalam Extra" w:cs="BRH Malayalam Extra"/>
+                <w:color w:val="EE0000"/>
+                <w:sz w:val="40"/>
+                <w:szCs w:val="40"/>
+                <w:lang w:val="en-IN" w:eastAsia="en-IN" w:bidi="ml-IN"/>
+              </w:rPr>
+              <w:t>Çky—±I | A</w:t>
+            </w:r>
+            <w:r>
+              <w:rPr>
+                <w:rFonts w:ascii="BRH Malayalam Extra" w:eastAsia="Times New Roman" w:hAnsi="BRH Malayalam Extra" w:cs="BRH Malayalam Extra"/>
+                <w:color w:val="EE0000"/>
+                <w:sz w:val="32"/>
+                <w:szCs w:val="40"/>
+                <w:lang w:val="en-IN" w:eastAsia="en-IN" w:bidi="ml-IN"/>
+              </w:rPr>
+              <w:t>–</w:t>
+            </w:r>
+            <w:r>
+              <w:rPr>
+                <w:rFonts w:ascii="BRH Malayalam Extra" w:eastAsia="Times New Roman" w:hAnsi="BRH Malayalam Extra" w:cs="BRH Malayalam Extra"/>
+                <w:color w:val="EE0000"/>
+                <w:sz w:val="40"/>
+                <w:szCs w:val="40"/>
+                <w:lang w:val="en-IN" w:eastAsia="en-IN" w:bidi="ml-IN"/>
+              </w:rPr>
+              <w:t>Çky—±</w:t>
+            </w:r>
+            <w:r>
+              <w:rPr>
+                <w:rFonts w:ascii="BRH Malayalam Extra" w:eastAsia="Times New Roman" w:hAnsi="BRH Malayalam Extra" w:cs="BRH Malayalam Extra"/>
+                <w:color w:val="EE0000"/>
+                <w:sz w:val="32"/>
+                <w:szCs w:val="40"/>
+                <w:lang w:val="en-IN" w:eastAsia="en-IN" w:bidi="ml-IN"/>
+              </w:rPr>
+              <w:t>–</w:t>
+            </w:r>
+            <w:r>
+              <w:rPr>
+                <w:rFonts w:ascii="BRH Malayalam Extra" w:eastAsia="Times New Roman" w:hAnsi="BRH Malayalam Extra" w:cs="BRH Malayalam Extra"/>
+                <w:color w:val="EE0000"/>
+                <w:sz w:val="40"/>
+                <w:szCs w:val="40"/>
+                <w:lang w:val="en-IN" w:eastAsia="en-IN" w:bidi="ml-IN"/>
+              </w:rPr>
+              <w:t>ix |</w:t>
+            </w:r>
+          </w:p>
+        </w:tc>
+      </w:tr>
+      <w:tr>
+        <w:trPr>
           <w:trHeight w:val="2258"/>
         </w:trPr>
         <w:tc>
@@ -2710,7 +3028,6 @@
                 <w:sz w:val="28"/>
                 <w:szCs w:val="32"/>
               </w:rPr>
-              <w:lastRenderedPageBreak/>
               <w:t>T.S.5.</w:t>
             </w:r>
             <w:r>
@@ -3972,6 +4289,7 @@
                 <w:sz w:val="28"/>
                 <w:szCs w:val="32"/>
               </w:rPr>
+              <w:lastRenderedPageBreak/>
               <w:t>T.S.5.</w:t>
             </w:r>
             <w:r>
@@ -4250,7 +4568,6 @@
           <w:szCs w:val="32"/>
           <w:u w:val="single"/>
         </w:rPr>
-        <w:lastRenderedPageBreak/>
         <w:t xml:space="preserve">TS </w:t>
       </w:r>
       <w:r>
@@ -5586,6 +5903,7 @@
                 <w:sz w:val="28"/>
                 <w:szCs w:val="32"/>
               </w:rPr>
+              <w:lastRenderedPageBreak/>
               <w:t>T.S.5.4.3.3 – Kramam</w:t>
             </w:r>
           </w:p>
@@ -6164,7 +6482,6 @@
                 <w:sz w:val="28"/>
                 <w:szCs w:val="32"/>
               </w:rPr>
-              <w:lastRenderedPageBreak/>
               <w:t>T.S.5.4.3.4 – Kramam</w:t>
             </w:r>
           </w:p>
@@ -7654,6 +7971,7 @@
                 <w:szCs w:val="40"/>
                 <w:lang w:val="en-IN" w:eastAsia="en-IN" w:bidi="ml-IN"/>
               </w:rPr>
+              <w:lastRenderedPageBreak/>
               <w:t>sû</w:t>
             </w:r>
             <w:r>
@@ -7745,6 +8063,7 @@
                 <w:szCs w:val="40"/>
                 <w:lang w:val="en-IN" w:eastAsia="en-IN" w:bidi="ml-IN"/>
               </w:rPr>
+              <w:lastRenderedPageBreak/>
               <w:t>sû</w:t>
             </w:r>
             <w:r>
@@ -7898,6 +8217,7 @@
                 <w:szCs w:val="40"/>
                 <w:lang w:val="en-IN" w:eastAsia="en-IN" w:bidi="ml-IN"/>
               </w:rPr>
+              <w:lastRenderedPageBreak/>
               <w:t>sû</w:t>
             </w:r>
             <w:r>
@@ -7996,6 +8316,7 @@
                 <w:sz w:val="28"/>
                 <w:szCs w:val="32"/>
               </w:rPr>
+              <w:lastRenderedPageBreak/>
               <w:t>T.S.5.4.7.4 – Kramam</w:t>
             </w:r>
           </w:p>
@@ -8268,7 +8589,6 @@
                 <w:sz w:val="28"/>
                 <w:szCs w:val="32"/>
               </w:rPr>
-              <w:lastRenderedPageBreak/>
               <w:t>T.S.5.4.8.4 – Kramam</w:t>
             </w:r>
           </w:p>
@@ -10355,7 +10675,16 @@
           <w:bCs/>
           <w:sz w:val="32"/>
         </w:rPr>
-        <w:t>replaced with</w:t>
+        <w:t xml:space="preserve">replaced </w:t>
+      </w:r>
+      <w:proofErr w:type="gramStart"/>
+      <w:r>
+        <w:rPr>
+          <w:b/>
+          <w:bCs/>
+          <w:sz w:val="32"/>
+        </w:rPr>
+        <w:t>with</w:t>
       </w:r>
       <w:r>
         <w:rPr>
@@ -10377,6 +10706,7 @@
         </w:rPr>
         <w:t>"</w:t>
       </w:r>
+      <w:proofErr w:type="gramEnd"/>
       <w:r>
         <w:rPr>
           <w:rFonts w:ascii="BRH Malayalam" w:hAnsi="BRH Malayalam" w:cs="BRH Malayalam"/>
@@ -10388,6 +10718,7 @@
         </w:rPr>
         <w:t>q§T</w:t>
       </w:r>
+      <w:proofErr w:type="gramStart"/>
       <w:r>
         <w:rPr>
           <w:rFonts w:ascii="BRH Malayalam" w:hAnsi="BRH Malayalam" w:cs="BRH Malayalam"/>
@@ -10404,7 +10735,16 @@
           <w:bCs/>
           <w:sz w:val="32"/>
         </w:rPr>
-        <w:t>wherever applicable</w:t>
+        <w:t>wherever</w:t>
+      </w:r>
+      <w:proofErr w:type="gramEnd"/>
+      <w:r>
+        <w:rPr>
+          <w:b/>
+          <w:bCs/>
+          <w:sz w:val="32"/>
+        </w:rPr>
+        <w:t xml:space="preserve"> applicable</w:t>
       </w:r>
     </w:p>
     <w:p>
@@ -10426,6 +10766,7 @@
           <w:szCs w:val="32"/>
           <w:u w:val="single"/>
         </w:rPr>
+        <w:lastRenderedPageBreak/>
         <w:t>=============</w:t>
       </w:r>
     </w:p>
@@ -10484,7 +10825,6 @@
           <w:szCs w:val="32"/>
           <w:u w:val="single"/>
         </w:rPr>
-        <w:lastRenderedPageBreak/>
         <w:t xml:space="preserve">TS </w:t>
       </w:r>
       <w:r>

--- a/TS-Kramam/TS-5.4/TS 5.4 Malayalam Krama Paatam Corrections.docx
+++ b/TS-Kramam/TS-5.4/TS 5.4 Malayalam Krama Paatam Corrections.docx
@@ -2989,6 +2989,518 @@
                 <w:lang w:val="en-IN" w:eastAsia="en-IN" w:bidi="ml-IN"/>
               </w:rPr>
               <w:t>ix |</w:t>
+            </w:r>
+          </w:p>
+        </w:tc>
+      </w:tr>
+      <w:tr>
+        <w:trPr>
+          <w:trHeight w:val="1680"/>
+        </w:trPr>
+        <w:tc>
+          <w:tcPr>
+            <w:tcW w:w="3907" w:type="dxa"/>
+          </w:tcPr>
+          <w:p>
+            <w:pPr>
+              <w:widowControl w:val="0"/>
+              <w:tabs>
+                <w:tab w:val="left" w:pos="993"/>
+              </w:tabs>
+              <w:autoSpaceDE w:val="0"/>
+              <w:autoSpaceDN w:val="0"/>
+              <w:adjustRightInd w:val="0"/>
+              <w:spacing w:before="0" w:line="240" w:lineRule="auto"/>
+              <w:ind w:right="297"/>
+              <w:rPr>
+                <w:rFonts w:cs="Arial"/>
+                <w:b/>
+                <w:color w:val="EE0000"/>
+                <w:sz w:val="28"/>
+                <w:szCs w:val="32"/>
+              </w:rPr>
+            </w:pPr>
+            <w:r>
+              <w:rPr>
+                <w:rFonts w:cs="Arial"/>
+                <w:b/>
+                <w:color w:val="EE0000"/>
+                <w:sz w:val="28"/>
+                <w:szCs w:val="32"/>
+              </w:rPr>
+              <w:t>T.S.5.4.11.1– Kramam</w:t>
+            </w:r>
+          </w:p>
+          <w:p>
+            <w:pPr>
+              <w:widowControl w:val="0"/>
+              <w:tabs>
+                <w:tab w:val="left" w:pos="993"/>
+              </w:tabs>
+              <w:autoSpaceDE w:val="0"/>
+              <w:autoSpaceDN w:val="0"/>
+              <w:adjustRightInd w:val="0"/>
+              <w:spacing w:before="0" w:line="240" w:lineRule="auto"/>
+              <w:ind w:right="297"/>
+              <w:rPr>
+                <w:rFonts w:cs="Arial"/>
+                <w:b/>
+                <w:color w:val="EE0000"/>
+                <w:szCs w:val="28"/>
+                <w:lang w:val="en-IN"/>
+              </w:rPr>
+            </w:pPr>
+            <w:r>
+              <w:rPr>
+                <w:rFonts w:cs="Arial"/>
+                <w:b/>
+                <w:color w:val="EE0000"/>
+                <w:sz w:val="28"/>
+                <w:szCs w:val="32"/>
+                <w:lang w:val="en-IN"/>
+              </w:rPr>
+              <w:t>Krama Vaakyam No.– 30</w:t>
+            </w:r>
+          </w:p>
+          <w:p>
+            <w:pPr>
+              <w:widowControl w:val="0"/>
+              <w:tabs>
+                <w:tab w:val="left" w:pos="993"/>
+              </w:tabs>
+              <w:autoSpaceDE w:val="0"/>
+              <w:autoSpaceDN w:val="0"/>
+              <w:adjustRightInd w:val="0"/>
+              <w:spacing w:before="0" w:line="240" w:lineRule="auto"/>
+              <w:ind w:right="297"/>
+              <w:rPr>
+                <w:rFonts w:cs="Arial"/>
+                <w:b/>
+                <w:color w:val="EE0000"/>
+                <w:sz w:val="28"/>
+                <w:szCs w:val="32"/>
+                <w:lang w:val="it-IT"/>
+              </w:rPr>
+            </w:pPr>
+            <w:r>
+              <w:rPr>
+                <w:rFonts w:cs="Arial"/>
+                <w:b/>
+                <w:color w:val="EE0000"/>
+                <w:sz w:val="28"/>
+                <w:szCs w:val="32"/>
+                <w:lang w:val="it-IT"/>
+              </w:rPr>
+              <w:t>Panchaati No</w:t>
+            </w:r>
+            <w:r>
+              <w:rPr>
+                <w:rFonts w:cs="Arial"/>
+                <w:b/>
+                <w:color w:val="EE0000"/>
+                <w:szCs w:val="32"/>
+                <w:lang w:val="it-IT"/>
+              </w:rPr>
+              <w:t xml:space="preserve">. - </w:t>
+            </w:r>
+            <w:r>
+              <w:rPr>
+                <w:rFonts w:cs="Arial"/>
+                <w:b/>
+                <w:color w:val="EE0000"/>
+                <w:sz w:val="28"/>
+                <w:szCs w:val="32"/>
+                <w:lang w:val="it-IT"/>
+              </w:rPr>
+              <w:t>52</w:t>
+            </w:r>
+          </w:p>
+        </w:tc>
+        <w:tc>
+          <w:tcPr>
+            <w:tcW w:w="5105" w:type="dxa"/>
+          </w:tcPr>
+          <w:p>
+            <w:pPr>
+              <w:widowControl w:val="0"/>
+              <w:autoSpaceDE w:val="0"/>
+              <w:autoSpaceDN w:val="0"/>
+              <w:adjustRightInd w:val="0"/>
+              <w:spacing w:before="0" w:line="240" w:lineRule="auto"/>
+              <w:rPr>
+                <w:rFonts w:ascii="BRH Malayalam Extra" w:eastAsia="Times New Roman" w:hAnsi="BRH Malayalam Extra" w:cs="BRH Malayalam Extra"/>
+                <w:color w:val="EE0000"/>
+                <w:sz w:val="40"/>
+                <w:szCs w:val="40"/>
+                <w:lang w:val="it-IT" w:eastAsia="en-IN" w:bidi="ml-IN"/>
+              </w:rPr>
+            </w:pPr>
+            <w:r>
+              <w:rPr>
+                <w:rFonts w:ascii="BRH Malayalam Extra" w:eastAsia="Times New Roman" w:hAnsi="BRH Malayalam Extra" w:cs="BRH Malayalam Extra"/>
+                <w:color w:val="EE0000"/>
+                <w:sz w:val="40"/>
+                <w:szCs w:val="40"/>
+                <w:lang w:val="it-IT" w:eastAsia="en-IN" w:bidi="ml-IN"/>
+              </w:rPr>
+              <w:t>K</w:t>
+            </w:r>
+            <w:r>
+              <w:rPr>
+                <w:rFonts w:ascii="BRH Malayalam Extra" w:eastAsia="Times New Roman" w:hAnsi="BRH Malayalam Extra" w:cs="BRH Malayalam Extra"/>
+                <w:color w:val="EE0000"/>
+                <w:sz w:val="32"/>
+                <w:szCs w:val="40"/>
+                <w:lang w:val="it-IT" w:eastAsia="en-IN" w:bidi="ml-IN"/>
+              </w:rPr>
+              <w:t>–</w:t>
+            </w:r>
+            <w:r>
+              <w:rPr>
+                <w:rFonts w:ascii="BRH Malayalam Extra" w:eastAsia="Times New Roman" w:hAnsi="BRH Malayalam Extra" w:cs="BRH Malayalam Extra"/>
+                <w:color w:val="EE0000"/>
+                <w:sz w:val="40"/>
+                <w:szCs w:val="40"/>
+                <w:lang w:val="it-IT" w:eastAsia="en-IN" w:bidi="ml-IN"/>
+              </w:rPr>
+              <w:t>O§K</w:t>
+            </w:r>
+            <w:r>
+              <w:rPr>
+                <w:rFonts w:ascii="BRH Malayalam Extra" w:eastAsia="Times New Roman" w:hAnsi="BRH Malayalam Extra" w:cs="BRH Malayalam Extra"/>
+                <w:color w:val="EE0000"/>
+                <w:sz w:val="32"/>
+                <w:szCs w:val="40"/>
+                <w:lang w:val="it-IT" w:eastAsia="en-IN" w:bidi="ml-IN"/>
+              </w:rPr>
+              <w:t>–</w:t>
+            </w:r>
+            <w:r>
+              <w:rPr>
+                <w:rFonts w:ascii="BRH Malayalam Extra" w:eastAsia="Times New Roman" w:hAnsi="BRH Malayalam Extra" w:cs="BRH Malayalam Extra"/>
+                <w:color w:val="EE0000"/>
+                <w:sz w:val="40"/>
+                <w:szCs w:val="40"/>
+                <w:lang w:val="it-IT" w:eastAsia="en-IN" w:bidi="ml-IN"/>
+              </w:rPr>
+              <w:t xml:space="preserve">PyZ—I PydûzZ | </w:t>
+            </w:r>
+          </w:p>
+          <w:p>
+            <w:pPr>
+              <w:widowControl w:val="0"/>
+              <w:autoSpaceDE w:val="0"/>
+              <w:autoSpaceDN w:val="0"/>
+              <w:adjustRightInd w:val="0"/>
+              <w:spacing w:before="0" w:line="240" w:lineRule="auto"/>
+              <w:rPr>
+                <w:rFonts w:ascii="BRH Malayalam Extra" w:eastAsia="Times New Roman" w:hAnsi="BRH Malayalam Extra" w:cs="BRH Malayalam Extra"/>
+                <w:color w:val="EE0000"/>
+                <w:sz w:val="40"/>
+                <w:szCs w:val="40"/>
+                <w:lang w:val="it-IT" w:eastAsia="en-IN" w:bidi="ml-IN"/>
+              </w:rPr>
+            </w:pPr>
+            <w:r>
+              <w:rPr>
+                <w:rFonts w:ascii="BRH Malayalam Extra" w:eastAsia="Times New Roman" w:hAnsi="BRH Malayalam Extra" w:cs="BRH Malayalam Extra"/>
+                <w:color w:val="EE0000"/>
+                <w:sz w:val="40"/>
+                <w:szCs w:val="40"/>
+                <w:lang w:val="it-IT" w:eastAsia="en-IN" w:bidi="ml-IN"/>
+              </w:rPr>
+              <w:t>K</w:t>
+            </w:r>
+            <w:r>
+              <w:rPr>
+                <w:rFonts w:ascii="BRH Malayalam Extra" w:eastAsia="Times New Roman" w:hAnsi="BRH Malayalam Extra" w:cs="BRH Malayalam Extra"/>
+                <w:color w:val="EE0000"/>
+                <w:sz w:val="32"/>
+                <w:szCs w:val="40"/>
+                <w:lang w:val="it-IT" w:eastAsia="en-IN" w:bidi="ml-IN"/>
+              </w:rPr>
+              <w:t>–</w:t>
+            </w:r>
+            <w:r>
+              <w:rPr>
+                <w:rFonts w:ascii="BRH Malayalam Extra" w:eastAsia="Times New Roman" w:hAnsi="BRH Malayalam Extra" w:cs="BRH Malayalam Extra"/>
+                <w:color w:val="EE0000"/>
+                <w:sz w:val="40"/>
+                <w:szCs w:val="40"/>
+                <w:lang w:val="it-IT" w:eastAsia="en-IN" w:bidi="ml-IN"/>
+              </w:rPr>
+              <w:t>O§K</w:t>
+            </w:r>
+            <w:r>
+              <w:rPr>
+                <w:rFonts w:ascii="BRH Malayalam Extra" w:eastAsia="Times New Roman" w:hAnsi="BRH Malayalam Extra" w:cs="BRH Malayalam Extra"/>
+                <w:color w:val="EE0000"/>
+                <w:sz w:val="32"/>
+                <w:szCs w:val="40"/>
+                <w:lang w:val="it-IT" w:eastAsia="en-IN" w:bidi="ml-IN"/>
+              </w:rPr>
+              <w:t>–</w:t>
+            </w:r>
+            <w:r>
+              <w:rPr>
+                <w:rFonts w:ascii="BRH Malayalam Extra" w:eastAsia="Times New Roman" w:hAnsi="BRH Malayalam Extra" w:cs="BRH Malayalam Extra"/>
+                <w:color w:val="EE0000"/>
+                <w:sz w:val="40"/>
+                <w:szCs w:val="40"/>
+                <w:lang w:val="it-IT" w:eastAsia="en-IN" w:bidi="ml-IN"/>
+              </w:rPr>
+              <w:t>PyZ</w:t>
+            </w:r>
+            <w:r>
+              <w:rPr>
+                <w:rFonts w:ascii="BRH Malayalam Extra" w:eastAsia="Times New Roman" w:hAnsi="BRH Malayalam Extra" w:cs="BRH Malayalam Extra"/>
+                <w:color w:val="EE0000"/>
+                <w:sz w:val="40"/>
+                <w:szCs w:val="40"/>
+                <w:highlight w:val="yellow"/>
+                <w:lang w:val="it-IT" w:eastAsia="en-IN" w:bidi="ml-IN"/>
+              </w:rPr>
+              <w:t>y</w:t>
+            </w:r>
+            <w:r>
+              <w:rPr>
+                <w:rFonts w:ascii="BRH Malayalam Extra" w:eastAsia="Times New Roman" w:hAnsi="BRH Malayalam Extra" w:cs="BRH Malayalam Extra"/>
+                <w:color w:val="EE0000"/>
+                <w:sz w:val="32"/>
+                <w:szCs w:val="40"/>
+                <w:lang w:val="it-IT" w:eastAsia="en-IN" w:bidi="ml-IN"/>
+              </w:rPr>
+              <w:t>–</w:t>
+            </w:r>
+            <w:r>
+              <w:rPr>
+                <w:rFonts w:ascii="BRH Malayalam Extra" w:eastAsia="Times New Roman" w:hAnsi="BRH Malayalam Extra" w:cs="BRH Malayalam Extra"/>
+                <w:color w:val="EE0000"/>
+                <w:sz w:val="40"/>
+                <w:szCs w:val="40"/>
+                <w:lang w:val="it-IT" w:eastAsia="en-IN" w:bidi="ml-IN"/>
+              </w:rPr>
+              <w:t xml:space="preserve">iyZy— </w:t>
+            </w:r>
+          </w:p>
+          <w:p>
+            <w:pPr>
+              <w:widowControl w:val="0"/>
+              <w:autoSpaceDE w:val="0"/>
+              <w:autoSpaceDN w:val="0"/>
+              <w:adjustRightInd w:val="0"/>
+              <w:spacing w:before="0" w:line="240" w:lineRule="auto"/>
+              <w:rPr>
+                <w:rFonts w:ascii="BRH Devanagari Extra" w:hAnsi="BRH Devanagari Extra" w:cs="BRH Devanagari Extra"/>
+                <w:color w:val="EE0000"/>
+                <w:sz w:val="40"/>
+                <w:szCs w:val="40"/>
+                <w:lang w:val="it-IT" w:bidi="ml-IN"/>
+              </w:rPr>
+            </w:pPr>
+            <w:r>
+              <w:rPr>
+                <w:rFonts w:ascii="BRH Malayalam Extra" w:eastAsia="Times New Roman" w:hAnsi="BRH Malayalam Extra" w:cs="BRH Malayalam Extra"/>
+                <w:color w:val="EE0000"/>
+                <w:sz w:val="40"/>
+                <w:szCs w:val="40"/>
+                <w:lang w:val="it-IT" w:eastAsia="en-IN" w:bidi="ml-IN"/>
+              </w:rPr>
+              <w:t>KO§K - PyZ˜I |</w:t>
+            </w:r>
+          </w:p>
+        </w:tc>
+        <w:tc>
+          <w:tcPr>
+            <w:tcW w:w="5388" w:type="dxa"/>
+          </w:tcPr>
+          <w:p>
+            <w:pPr>
+              <w:widowControl w:val="0"/>
+              <w:autoSpaceDE w:val="0"/>
+              <w:autoSpaceDN w:val="0"/>
+              <w:adjustRightInd w:val="0"/>
+              <w:spacing w:before="0" w:line="240" w:lineRule="auto"/>
+              <w:rPr>
+                <w:rFonts w:ascii="BRH Malayalam Extra" w:eastAsia="Times New Roman" w:hAnsi="BRH Malayalam Extra" w:cs="BRH Malayalam Extra"/>
+                <w:color w:val="EE0000"/>
+                <w:sz w:val="40"/>
+                <w:szCs w:val="40"/>
+                <w:lang w:val="it-IT" w:eastAsia="en-IN" w:bidi="ml-IN"/>
+              </w:rPr>
+            </w:pPr>
+            <w:r>
+              <w:rPr>
+                <w:rFonts w:ascii="BRH Malayalam Extra" w:eastAsia="Times New Roman" w:hAnsi="BRH Malayalam Extra" w:cs="BRH Malayalam Extra"/>
+                <w:color w:val="EE0000"/>
+                <w:sz w:val="40"/>
+                <w:szCs w:val="40"/>
+                <w:lang w:val="it-IT" w:eastAsia="en-IN" w:bidi="ml-IN"/>
+              </w:rPr>
+              <w:t>K</w:t>
+            </w:r>
+            <w:r>
+              <w:rPr>
+                <w:rFonts w:ascii="BRH Malayalam Extra" w:eastAsia="Times New Roman" w:hAnsi="BRH Malayalam Extra" w:cs="BRH Malayalam Extra"/>
+                <w:color w:val="EE0000"/>
+                <w:sz w:val="32"/>
+                <w:szCs w:val="40"/>
+                <w:lang w:val="it-IT" w:eastAsia="en-IN" w:bidi="ml-IN"/>
+              </w:rPr>
+              <w:t>–</w:t>
+            </w:r>
+            <w:r>
+              <w:rPr>
+                <w:rFonts w:ascii="BRH Malayalam Extra" w:eastAsia="Times New Roman" w:hAnsi="BRH Malayalam Extra" w:cs="BRH Malayalam Extra"/>
+                <w:color w:val="EE0000"/>
+                <w:sz w:val="40"/>
+                <w:szCs w:val="40"/>
+                <w:lang w:val="it-IT" w:eastAsia="en-IN" w:bidi="ml-IN"/>
+              </w:rPr>
+              <w:t>O§K</w:t>
+            </w:r>
+            <w:r>
+              <w:rPr>
+                <w:rFonts w:ascii="BRH Malayalam Extra" w:eastAsia="Times New Roman" w:hAnsi="BRH Malayalam Extra" w:cs="BRH Malayalam Extra"/>
+                <w:color w:val="EE0000"/>
+                <w:sz w:val="32"/>
+                <w:szCs w:val="40"/>
+                <w:lang w:val="it-IT" w:eastAsia="en-IN" w:bidi="ml-IN"/>
+              </w:rPr>
+              <w:t>–</w:t>
+            </w:r>
+            <w:r>
+              <w:rPr>
+                <w:rFonts w:ascii="BRH Malayalam Extra" w:eastAsia="Times New Roman" w:hAnsi="BRH Malayalam Extra" w:cs="BRH Malayalam Extra"/>
+                <w:color w:val="EE0000"/>
+                <w:sz w:val="40"/>
+                <w:szCs w:val="40"/>
+                <w:lang w:val="it-IT" w:eastAsia="en-IN" w:bidi="ml-IN"/>
+              </w:rPr>
+              <w:t xml:space="preserve">PyZ—I PydûzZ | </w:t>
+            </w:r>
+          </w:p>
+          <w:p>
+            <w:pPr>
+              <w:widowControl w:val="0"/>
+              <w:autoSpaceDE w:val="0"/>
+              <w:autoSpaceDN w:val="0"/>
+              <w:adjustRightInd w:val="0"/>
+              <w:spacing w:before="0" w:line="240" w:lineRule="auto"/>
+              <w:rPr>
+                <w:rFonts w:ascii="BRH Malayalam Extra" w:eastAsia="Times New Roman" w:hAnsi="BRH Malayalam Extra" w:cs="BRH Malayalam Extra"/>
+                <w:color w:val="EE0000"/>
+                <w:sz w:val="40"/>
+                <w:szCs w:val="40"/>
+                <w:lang w:val="it-IT" w:eastAsia="en-IN" w:bidi="ml-IN"/>
+              </w:rPr>
+            </w:pPr>
+            <w:r>
+              <w:rPr>
+                <w:rFonts w:ascii="BRH Malayalam Extra" w:eastAsia="Times New Roman" w:hAnsi="BRH Malayalam Extra" w:cs="BRH Malayalam Extra"/>
+                <w:color w:val="EE0000"/>
+                <w:sz w:val="40"/>
+                <w:szCs w:val="40"/>
+                <w:lang w:val="it-IT" w:eastAsia="en-IN" w:bidi="ml-IN"/>
+              </w:rPr>
+              <w:t>K</w:t>
+            </w:r>
+            <w:r>
+              <w:rPr>
+                <w:rFonts w:ascii="BRH Malayalam Extra" w:eastAsia="Times New Roman" w:hAnsi="BRH Malayalam Extra" w:cs="BRH Malayalam Extra"/>
+                <w:color w:val="EE0000"/>
+                <w:sz w:val="32"/>
+                <w:szCs w:val="40"/>
+                <w:lang w:val="it-IT" w:eastAsia="en-IN" w:bidi="ml-IN"/>
+              </w:rPr>
+              <w:t>–</w:t>
+            </w:r>
+            <w:r>
+              <w:rPr>
+                <w:rFonts w:ascii="BRH Malayalam Extra" w:eastAsia="Times New Roman" w:hAnsi="BRH Malayalam Extra" w:cs="BRH Malayalam Extra"/>
+                <w:color w:val="EE0000"/>
+                <w:sz w:val="40"/>
+                <w:szCs w:val="40"/>
+                <w:lang w:val="it-IT" w:eastAsia="en-IN" w:bidi="ml-IN"/>
+              </w:rPr>
+              <w:t>O§K</w:t>
+            </w:r>
+            <w:r>
+              <w:rPr>
+                <w:rFonts w:ascii="BRH Malayalam Extra" w:eastAsia="Times New Roman" w:hAnsi="BRH Malayalam Extra" w:cs="BRH Malayalam Extra"/>
+                <w:color w:val="EE0000"/>
+                <w:sz w:val="32"/>
+                <w:szCs w:val="40"/>
+                <w:lang w:val="it-IT" w:eastAsia="en-IN" w:bidi="ml-IN"/>
+              </w:rPr>
+              <w:t>–</w:t>
+            </w:r>
+            <w:r>
+              <w:rPr>
+                <w:rFonts w:ascii="BRH Malayalam Extra" w:eastAsia="Times New Roman" w:hAnsi="BRH Malayalam Extra" w:cs="BRH Malayalam Extra"/>
+                <w:color w:val="EE0000"/>
+                <w:sz w:val="40"/>
+                <w:szCs w:val="40"/>
+                <w:lang w:val="it-IT" w:eastAsia="en-IN" w:bidi="ml-IN"/>
+              </w:rPr>
+              <w:t>Py</w:t>
+            </w:r>
+            <w:r>
+              <w:rPr>
+                <w:rFonts w:ascii="BRH Malayalam Extra" w:eastAsia="Times New Roman" w:hAnsi="BRH Malayalam Extra" w:cs="BRH Malayalam Extra"/>
+                <w:color w:val="EE0000"/>
+                <w:sz w:val="40"/>
+                <w:szCs w:val="40"/>
+                <w:highlight w:val="green"/>
+                <w:lang w:val="it-IT" w:eastAsia="en-IN" w:bidi="ml-IN"/>
+              </w:rPr>
+              <w:t>Z</w:t>
+            </w:r>
+            <w:r>
+              <w:rPr>
+                <w:rFonts w:ascii="BRH Malayalam Extra" w:eastAsia="Times New Roman" w:hAnsi="BRH Malayalam Extra" w:cs="BRH Malayalam Extra"/>
+                <w:color w:val="EE0000"/>
+                <w:sz w:val="32"/>
+                <w:szCs w:val="40"/>
+                <w:lang w:val="it-IT" w:eastAsia="en-IN" w:bidi="ml-IN"/>
+              </w:rPr>
+              <w:t>–</w:t>
+            </w:r>
+            <w:r>
+              <w:rPr>
+                <w:rFonts w:ascii="BRH Malayalam Extra" w:eastAsia="Times New Roman" w:hAnsi="BRH Malayalam Extra" w:cs="BRH Malayalam Extra"/>
+                <w:color w:val="EE0000"/>
+                <w:sz w:val="40"/>
+                <w:szCs w:val="40"/>
+                <w:lang w:val="it-IT" w:eastAsia="en-IN" w:bidi="ml-IN"/>
+              </w:rPr>
+              <w:t xml:space="preserve">iyZy— </w:t>
+            </w:r>
+          </w:p>
+          <w:p>
+            <w:pPr>
+              <w:widowControl w:val="0"/>
+              <w:autoSpaceDE w:val="0"/>
+              <w:autoSpaceDN w:val="0"/>
+              <w:adjustRightInd w:val="0"/>
+              <w:spacing w:before="0" w:line="240" w:lineRule="auto"/>
+              <w:rPr>
+                <w:rFonts w:ascii="BRH Devanagari Extra" w:hAnsi="BRH Devanagari Extra" w:cs="BRH Devanagari Extra"/>
+                <w:color w:val="EE0000"/>
+                <w:sz w:val="40"/>
+                <w:szCs w:val="40"/>
+                <w:lang w:val="it-IT" w:bidi="ml-IN"/>
+              </w:rPr>
+            </w:pPr>
+            <w:r>
+              <w:rPr>
+                <w:rFonts w:ascii="BRH Malayalam Extra" w:eastAsia="Times New Roman" w:hAnsi="BRH Malayalam Extra" w:cs="BRH Malayalam Extra"/>
+                <w:color w:val="EE0000"/>
+                <w:sz w:val="40"/>
+                <w:szCs w:val="40"/>
+                <w:lang w:val="it-IT" w:eastAsia="en-IN" w:bidi="ml-IN"/>
+              </w:rPr>
+              <w:t xml:space="preserve">KO§K - PyZ˜I | </w:t>
             </w:r>
           </w:p>
         </w:tc>
@@ -4146,6 +4658,7 @@
           <w:b/>
           <w:bCs/>
         </w:rPr>
+        <w:lastRenderedPageBreak/>
         <w:t>(ignore those which are already incorporated in your book’s version and date)</w:t>
       </w:r>
     </w:p>
@@ -4289,7 +4802,6 @@
                 <w:sz w:val="28"/>
                 <w:szCs w:val="32"/>
               </w:rPr>
-              <w:lastRenderedPageBreak/>
               <w:t>T.S.5.</w:t>
             </w:r>
             <w:r>

--- a/TS-Kramam/TS-5.4/TS 5.4 Malayalam Krama Paatam Corrections.docx
+++ b/TS-Kramam/TS-5.4/TS 5.4 Malayalam Krama Paatam Corrections.docx
@@ -2808,7 +2808,7 @@
               <w:autoSpaceDE w:val="0"/>
               <w:autoSpaceDN w:val="0"/>
               <w:adjustRightInd w:val="0"/>
-              <w:spacing w:line="252" w:lineRule="auto"/>
+              <w:spacing w:before="0" w:line="240" w:lineRule="auto"/>
               <w:rPr>
                 <w:rFonts w:ascii="BRH Devanagari Extra" w:hAnsi="BRH Devanagari Extra" w:cs="BRH Devanagari Extra"/>
                 <w:color w:val="EE0000"/>
@@ -2900,7 +2900,7 @@
               <w:autoSpaceDE w:val="0"/>
               <w:autoSpaceDN w:val="0"/>
               <w:adjustRightInd w:val="0"/>
-              <w:spacing w:line="252" w:lineRule="auto"/>
+              <w:spacing w:before="0" w:line="240" w:lineRule="auto"/>
               <w:rPr>
                 <w:rFonts w:ascii="BRH Devanagari Extra" w:hAnsi="BRH Devanagari Extra" w:cs="BRH Devanagari Extra"/>
                 <w:color w:val="EE0000"/>
@@ -3059,7 +3059,29 @@
                 <w:szCs w:val="32"/>
                 <w:lang w:val="en-IN"/>
               </w:rPr>
-              <w:t>Krama Vaakyam No.– 30</w:t>
+              <w:t xml:space="preserve">Krama Vaakyam No.– </w:t>
+            </w:r>
+            <w:r>
+              <w:rPr>
+                <w:rFonts w:cs="Arial"/>
+                <w:b/>
+                <w:color w:val="EE0000"/>
+                <w:sz w:val="28"/>
+                <w:szCs w:val="32"/>
+                <w:lang w:val="en-IN"/>
+              </w:rPr>
+              <w:t xml:space="preserve">28 and </w:t>
+            </w:r>
+            <w:r>
+              <w:rPr>
+                <w:rFonts w:cs="Arial"/>
+                <w:b/>
+                <w:color w:val="EE0000"/>
+                <w:sz w:val="28"/>
+                <w:szCs w:val="32"/>
+                <w:lang w:val="en-IN"/>
+              </w:rPr>
+              <w:t>30</w:t>
             </w:r>
           </w:p>
           <w:p>
@@ -3129,6 +3151,133 @@
               <w:spacing w:before="0" w:line="240" w:lineRule="auto"/>
               <w:rPr>
                 <w:rFonts w:ascii="BRH Malayalam Extra" w:eastAsia="Times New Roman" w:hAnsi="BRH Malayalam Extra" w:cs="BRH Malayalam Extra"/>
+                <w:color w:val="000000"/>
+                <w:sz w:val="40"/>
+                <w:szCs w:val="40"/>
+                <w:lang w:val="it-IT" w:eastAsia="en-IN" w:bidi="ml-IN"/>
+              </w:rPr>
+            </w:pPr>
+            <w:r>
+              <w:rPr>
+                <w:rFonts w:ascii="BRH Malayalam Extra" w:eastAsia="Times New Roman" w:hAnsi="BRH Malayalam Extra" w:cs="BRH Malayalam Extra"/>
+                <w:color w:val="000000"/>
+                <w:sz w:val="40"/>
+                <w:szCs w:val="40"/>
+                <w:lang w:val="it-IT" w:eastAsia="en-IN" w:bidi="ml-IN"/>
+              </w:rPr>
+              <w:t>e</w:t>
+            </w:r>
+            <w:r>
+              <w:rPr>
+                <w:rFonts w:ascii="BRH Malayalam Extra" w:eastAsia="Times New Roman" w:hAnsi="BRH Malayalam Extra" w:cs="BRH Malayalam Extra"/>
+                <w:color w:val="000000"/>
+                <w:sz w:val="32"/>
+                <w:szCs w:val="40"/>
+                <w:lang w:val="it-IT" w:eastAsia="en-IN" w:bidi="ml-IN"/>
+              </w:rPr>
+              <w:t>–</w:t>
+            </w:r>
+            <w:r>
+              <w:rPr>
+                <w:rFonts w:ascii="BRH Malayalam Extra" w:eastAsia="Times New Roman" w:hAnsi="BRH Malayalam Extra" w:cs="BRH Malayalam Extra"/>
+                <w:color w:val="000000"/>
+                <w:sz w:val="40"/>
+                <w:szCs w:val="40"/>
+                <w:lang w:val="it-IT" w:eastAsia="en-IN" w:bidi="ml-IN"/>
+              </w:rPr>
+              <w:t>Z</w:t>
+            </w:r>
+            <w:r>
+              <w:rPr>
+                <w:rFonts w:ascii="BRH Malayalam Extra" w:eastAsia="Times New Roman" w:hAnsi="BRH Malayalam Extra" w:cs="BRH Malayalam Extra"/>
+                <w:color w:val="000000"/>
+                <w:sz w:val="32"/>
+                <w:szCs w:val="40"/>
+                <w:lang w:val="it-IT" w:eastAsia="en-IN" w:bidi="ml-IN"/>
+              </w:rPr>
+              <w:t>–</w:t>
+            </w:r>
+            <w:r>
+              <w:rPr>
+                <w:rFonts w:ascii="BRH Malayalam Extra" w:eastAsia="Times New Roman" w:hAnsi="BRH Malayalam Extra" w:cs="BRH Malayalam Extra"/>
+                <w:color w:val="000000"/>
+                <w:sz w:val="40"/>
+                <w:szCs w:val="40"/>
+                <w:lang w:val="it-IT" w:eastAsia="en-IN" w:bidi="ml-IN"/>
+              </w:rPr>
+              <w:t>Zy</w:t>
+            </w:r>
+            <w:r>
+              <w:rPr>
+                <w:rFonts w:ascii="BRH Malayalam Extra" w:eastAsia="Times New Roman" w:hAnsi="BRH Malayalam Extra" w:cs="BRH Malayalam Extra"/>
+                <w:color w:val="000000"/>
+                <w:sz w:val="32"/>
+                <w:szCs w:val="40"/>
+                <w:lang w:val="it-IT" w:eastAsia="en-IN" w:bidi="ml-IN"/>
+              </w:rPr>
+              <w:t>–</w:t>
+            </w:r>
+            <w:r>
+              <w:rPr>
+                <w:rFonts w:ascii="BRH Malayalam Extra" w:eastAsia="Times New Roman" w:hAnsi="BRH Malayalam Extra" w:cs="BRH Malayalam Extra"/>
+                <w:color w:val="000000"/>
+                <w:sz w:val="40"/>
+                <w:szCs w:val="40"/>
+                <w:lang w:val="it-IT" w:eastAsia="en-IN" w:bidi="ml-IN"/>
+              </w:rPr>
+              <w:t xml:space="preserve"> </w:t>
+            </w:r>
+            <w:r>
+              <w:rPr>
+                <w:rFonts w:ascii="BRH Malayalam Extra" w:eastAsia="Times New Roman" w:hAnsi="BRH Malayalam Extra" w:cs="BRH Malayalam Extra"/>
+                <w:color w:val="000000"/>
+                <w:sz w:val="40"/>
+                <w:szCs w:val="40"/>
+                <w:highlight w:val="yellow"/>
+                <w:lang w:val="it-IT" w:eastAsia="en-IN" w:bidi="ml-IN"/>
+              </w:rPr>
+              <w:t>K</w:t>
+            </w:r>
+            <w:r>
+              <w:rPr>
+                <w:rFonts w:ascii="BRH Malayalam Extra" w:eastAsia="Times New Roman" w:hAnsi="BRH Malayalam Extra" w:cs="BRH Malayalam Extra"/>
+                <w:color w:val="000000"/>
+                <w:sz w:val="40"/>
+                <w:szCs w:val="40"/>
+                <w:lang w:val="it-IT" w:eastAsia="en-IN" w:bidi="ml-IN"/>
+              </w:rPr>
+              <w:t>O§K</w:t>
+            </w:r>
+            <w:r>
+              <w:rPr>
+                <w:rFonts w:ascii="BRH Malayalam Extra" w:eastAsia="Times New Roman" w:hAnsi="BRH Malayalam Extra" w:cs="BRH Malayalam Extra"/>
+                <w:color w:val="000000"/>
+                <w:sz w:val="32"/>
+                <w:szCs w:val="40"/>
+                <w:lang w:val="it-IT" w:eastAsia="en-IN" w:bidi="ml-IN"/>
+              </w:rPr>
+              <w:t>–</w:t>
+            </w:r>
+            <w:r>
+              <w:rPr>
+                <w:rFonts w:ascii="BRH Malayalam Extra" w:eastAsia="Times New Roman" w:hAnsi="BRH Malayalam Extra" w:cs="BRH Malayalam Extra"/>
+                <w:color w:val="000000"/>
+                <w:sz w:val="40"/>
+                <w:szCs w:val="40"/>
+                <w:lang w:val="it-IT" w:eastAsia="en-IN" w:bidi="ml-IN"/>
+              </w:rPr>
+              <w:t xml:space="preserve">PyZ˜I | </w:t>
+            </w:r>
+          </w:p>
+          <w:p>
+            <w:pPr>
+              <w:widowControl w:val="0"/>
+              <w:autoSpaceDE w:val="0"/>
+              <w:autoSpaceDN w:val="0"/>
+              <w:adjustRightInd w:val="0"/>
+              <w:spacing w:before="0" w:line="240" w:lineRule="auto"/>
+              <w:rPr>
+                <w:rFonts w:ascii="BRH Malayalam Extra" w:eastAsia="Times New Roman" w:hAnsi="BRH Malayalam Extra" w:cs="BRH Malayalam Extra"/>
                 <w:color w:val="EE0000"/>
                 <w:sz w:val="40"/>
                 <w:szCs w:val="40"/>
@@ -3337,6 +3486,77 @@
                 <w:szCs w:val="40"/>
                 <w:lang w:val="it-IT" w:eastAsia="en-IN" w:bidi="ml-IN"/>
               </w:rPr>
+              <w:t>e</w:t>
+            </w:r>
+            <w:r>
+              <w:rPr>
+                <w:rFonts w:ascii="BRH Malayalam Extra" w:eastAsia="Times New Roman" w:hAnsi="BRH Malayalam Extra" w:cs="BRH Malayalam Extra"/>
+                <w:color w:val="EE0000"/>
+                <w:sz w:val="32"/>
+                <w:szCs w:val="40"/>
+                <w:lang w:val="it-IT" w:eastAsia="en-IN" w:bidi="ml-IN"/>
+              </w:rPr>
+              <w:t>–</w:t>
+            </w:r>
+            <w:r>
+              <w:rPr>
+                <w:rFonts w:ascii="BRH Malayalam Extra" w:eastAsia="Times New Roman" w:hAnsi="BRH Malayalam Extra" w:cs="BRH Malayalam Extra"/>
+                <w:color w:val="EE0000"/>
+                <w:sz w:val="40"/>
+                <w:szCs w:val="40"/>
+                <w:lang w:val="it-IT" w:eastAsia="en-IN" w:bidi="ml-IN"/>
+              </w:rPr>
+              <w:t>Z</w:t>
+            </w:r>
+            <w:r>
+              <w:rPr>
+                <w:rFonts w:ascii="BRH Malayalam Extra" w:eastAsia="Times New Roman" w:hAnsi="BRH Malayalam Extra" w:cs="BRH Malayalam Extra"/>
+                <w:color w:val="EE0000"/>
+                <w:sz w:val="32"/>
+                <w:szCs w:val="40"/>
+                <w:lang w:val="it-IT" w:eastAsia="en-IN" w:bidi="ml-IN"/>
+              </w:rPr>
+              <w:t>–</w:t>
+            </w:r>
+            <w:r>
+              <w:rPr>
+                <w:rFonts w:ascii="BRH Malayalam Extra" w:eastAsia="Times New Roman" w:hAnsi="BRH Malayalam Extra" w:cs="BRH Malayalam Extra"/>
+                <w:color w:val="EE0000"/>
+                <w:sz w:val="40"/>
+                <w:szCs w:val="40"/>
+                <w:lang w:val="it-IT" w:eastAsia="en-IN" w:bidi="ml-IN"/>
+              </w:rPr>
+              <w:t>Zy</w:t>
+            </w:r>
+            <w:r>
+              <w:rPr>
+                <w:rFonts w:ascii="BRH Malayalam Extra" w:eastAsia="Times New Roman" w:hAnsi="BRH Malayalam Extra" w:cs="BRH Malayalam Extra"/>
+                <w:color w:val="EE0000"/>
+                <w:sz w:val="32"/>
+                <w:szCs w:val="40"/>
+                <w:lang w:val="it-IT" w:eastAsia="en-IN" w:bidi="ml-IN"/>
+              </w:rPr>
+              <w:t>–</w:t>
+            </w:r>
+            <w:r>
+              <w:rPr>
+                <w:rFonts w:ascii="BRH Malayalam Extra" w:eastAsia="Times New Roman" w:hAnsi="BRH Malayalam Extra" w:cs="BRH Malayalam Extra"/>
+                <w:color w:val="EE0000"/>
+                <w:sz w:val="40"/>
+                <w:szCs w:val="40"/>
+                <w:lang w:val="it-IT" w:eastAsia="en-IN" w:bidi="ml-IN"/>
+              </w:rPr>
+              <w:t xml:space="preserve"> </w:t>
+            </w:r>
+            <w:r>
+              <w:rPr>
+                <w:rFonts w:ascii="BRH Malayalam Extra" w:eastAsia="Times New Roman" w:hAnsi="BRH Malayalam Extra" w:cs="BRH Malayalam Extra"/>
+                <w:color w:val="EE0000"/>
+                <w:sz w:val="40"/>
+                <w:szCs w:val="40"/>
+                <w:highlight w:val="green"/>
+                <w:lang w:val="it-IT" w:eastAsia="en-IN" w:bidi="ml-IN"/>
+              </w:rPr>
               <w:t>K</w:t>
             </w:r>
             <w:r>
@@ -3377,6 +3597,72 @@
                 <w:szCs w:val="40"/>
                 <w:lang w:val="it-IT" w:eastAsia="en-IN" w:bidi="ml-IN"/>
               </w:rPr>
+              <w:t xml:space="preserve">PyZ˜I | </w:t>
+            </w:r>
+          </w:p>
+          <w:p>
+            <w:pPr>
+              <w:widowControl w:val="0"/>
+              <w:autoSpaceDE w:val="0"/>
+              <w:autoSpaceDN w:val="0"/>
+              <w:adjustRightInd w:val="0"/>
+              <w:spacing w:before="0" w:line="240" w:lineRule="auto"/>
+              <w:rPr>
+                <w:rFonts w:ascii="BRH Malayalam Extra" w:eastAsia="Times New Roman" w:hAnsi="BRH Malayalam Extra" w:cs="BRH Malayalam Extra"/>
+                <w:color w:val="EE0000"/>
+                <w:sz w:val="40"/>
+                <w:szCs w:val="40"/>
+                <w:lang w:val="it-IT" w:eastAsia="en-IN" w:bidi="ml-IN"/>
+              </w:rPr>
+            </w:pPr>
+            <w:r>
+              <w:rPr>
+                <w:rFonts w:ascii="BRH Malayalam Extra" w:eastAsia="Times New Roman" w:hAnsi="BRH Malayalam Extra" w:cs="BRH Malayalam Extra"/>
+                <w:color w:val="EE0000"/>
+                <w:sz w:val="40"/>
+                <w:szCs w:val="40"/>
+                <w:lang w:val="it-IT" w:eastAsia="en-IN" w:bidi="ml-IN"/>
+              </w:rPr>
+              <w:t>K</w:t>
+            </w:r>
+            <w:r>
+              <w:rPr>
+                <w:rFonts w:ascii="BRH Malayalam Extra" w:eastAsia="Times New Roman" w:hAnsi="BRH Malayalam Extra" w:cs="BRH Malayalam Extra"/>
+                <w:color w:val="EE0000"/>
+                <w:sz w:val="32"/>
+                <w:szCs w:val="40"/>
+                <w:lang w:val="it-IT" w:eastAsia="en-IN" w:bidi="ml-IN"/>
+              </w:rPr>
+              <w:t>–</w:t>
+            </w:r>
+            <w:r>
+              <w:rPr>
+                <w:rFonts w:ascii="BRH Malayalam Extra" w:eastAsia="Times New Roman" w:hAnsi="BRH Malayalam Extra" w:cs="BRH Malayalam Extra"/>
+                <w:color w:val="EE0000"/>
+                <w:sz w:val="40"/>
+                <w:szCs w:val="40"/>
+                <w:lang w:val="it-IT" w:eastAsia="en-IN" w:bidi="ml-IN"/>
+              </w:rPr>
+              <w:t>O§K</w:t>
+            </w:r>
+            <w:r>
+              <w:rPr>
+                <w:rFonts w:ascii="BRH Malayalam Extra" w:eastAsia="Times New Roman" w:hAnsi="BRH Malayalam Extra" w:cs="BRH Malayalam Extra"/>
+                <w:color w:val="EE0000"/>
+                <w:sz w:val="32"/>
+                <w:szCs w:val="40"/>
+                <w:lang w:val="it-IT" w:eastAsia="en-IN" w:bidi="ml-IN"/>
+              </w:rPr>
+              <w:t>–</w:t>
+            </w:r>
+            <w:r>
+              <w:rPr>
+                <w:rFonts w:ascii="BRH Malayalam Extra" w:eastAsia="Times New Roman" w:hAnsi="BRH Malayalam Extra" w:cs="BRH Malayalam Extra"/>
+                <w:color w:val="EE0000"/>
+                <w:sz w:val="40"/>
+                <w:szCs w:val="40"/>
+                <w:lang w:val="it-IT" w:eastAsia="en-IN" w:bidi="ml-IN"/>
+              </w:rPr>
               <w:t xml:space="preserve">PyZ—I PydûzZ | </w:t>
             </w:r>
           </w:p>
@@ -3501,6 +3787,885 @@
                 <w:lang w:val="it-IT" w:eastAsia="en-IN" w:bidi="ml-IN"/>
               </w:rPr>
               <w:t xml:space="preserve">KO§K - PyZ˜I | </w:t>
+            </w:r>
+          </w:p>
+        </w:tc>
+      </w:tr>
+      <w:tr>
+        <w:trPr>
+          <w:trHeight w:val="994"/>
+        </w:trPr>
+        <w:tc>
+          <w:tcPr>
+            <w:tcW w:w="3907" w:type="dxa"/>
+          </w:tcPr>
+          <w:p>
+            <w:pPr>
+              <w:widowControl w:val="0"/>
+              <w:tabs>
+                <w:tab w:val="left" w:pos="993"/>
+              </w:tabs>
+              <w:autoSpaceDE w:val="0"/>
+              <w:autoSpaceDN w:val="0"/>
+              <w:adjustRightInd w:val="0"/>
+              <w:spacing w:before="0" w:line="240" w:lineRule="auto"/>
+              <w:ind w:right="297"/>
+              <w:rPr>
+                <w:rFonts w:cs="Arial"/>
+                <w:b/>
+                <w:color w:val="EE0000"/>
+                <w:sz w:val="28"/>
+                <w:szCs w:val="32"/>
+              </w:rPr>
+            </w:pPr>
+            <w:r>
+              <w:rPr>
+                <w:rFonts w:cs="Arial"/>
+                <w:b/>
+                <w:color w:val="EE0000"/>
+                <w:sz w:val="28"/>
+                <w:szCs w:val="32"/>
+              </w:rPr>
+              <w:t>T.S.5.4.11.2– Kramam</w:t>
+            </w:r>
+          </w:p>
+          <w:p>
+            <w:pPr>
+              <w:widowControl w:val="0"/>
+              <w:tabs>
+                <w:tab w:val="left" w:pos="993"/>
+              </w:tabs>
+              <w:autoSpaceDE w:val="0"/>
+              <w:autoSpaceDN w:val="0"/>
+              <w:adjustRightInd w:val="0"/>
+              <w:spacing w:before="0" w:line="240" w:lineRule="auto"/>
+              <w:ind w:right="297"/>
+              <w:rPr>
+                <w:rFonts w:cs="Arial"/>
+                <w:b/>
+                <w:color w:val="EE0000"/>
+                <w:szCs w:val="28"/>
+                <w:lang w:val="en-IN"/>
+              </w:rPr>
+            </w:pPr>
+            <w:r>
+              <w:rPr>
+                <w:rFonts w:cs="Arial"/>
+                <w:b/>
+                <w:color w:val="EE0000"/>
+                <w:sz w:val="28"/>
+                <w:szCs w:val="32"/>
+                <w:lang w:val="en-IN"/>
+              </w:rPr>
+              <w:t>Krama Vaakyam No.– 10</w:t>
+            </w:r>
+          </w:p>
+          <w:p>
+            <w:pPr>
+              <w:widowControl w:val="0"/>
+              <w:tabs>
+                <w:tab w:val="left" w:pos="993"/>
+              </w:tabs>
+              <w:autoSpaceDE w:val="0"/>
+              <w:autoSpaceDN w:val="0"/>
+              <w:adjustRightInd w:val="0"/>
+              <w:spacing w:before="0" w:line="240" w:lineRule="auto"/>
+              <w:ind w:right="297"/>
+              <w:rPr>
+                <w:rFonts w:cs="Arial"/>
+                <w:b/>
+                <w:color w:val="EE0000"/>
+                <w:sz w:val="28"/>
+                <w:szCs w:val="32"/>
+                <w:lang w:val="it-IT"/>
+              </w:rPr>
+            </w:pPr>
+            <w:r>
+              <w:rPr>
+                <w:rFonts w:cs="Arial"/>
+                <w:b/>
+                <w:color w:val="EE0000"/>
+                <w:sz w:val="28"/>
+                <w:szCs w:val="32"/>
+                <w:lang w:val="it-IT"/>
+              </w:rPr>
+              <w:t>Panchaati No</w:t>
+            </w:r>
+            <w:r>
+              <w:rPr>
+                <w:rFonts w:cs="Arial"/>
+                <w:b/>
+                <w:color w:val="EE0000"/>
+                <w:szCs w:val="32"/>
+                <w:lang w:val="it-IT"/>
+              </w:rPr>
+              <w:t xml:space="preserve">. - </w:t>
+            </w:r>
+            <w:r>
+              <w:rPr>
+                <w:rFonts w:cs="Arial"/>
+                <w:b/>
+                <w:color w:val="EE0000"/>
+                <w:sz w:val="28"/>
+                <w:szCs w:val="32"/>
+                <w:lang w:val="it-IT"/>
+              </w:rPr>
+              <w:t>53</w:t>
+            </w:r>
+          </w:p>
+        </w:tc>
+        <w:tc>
+          <w:tcPr>
+            <w:tcW w:w="5105" w:type="dxa"/>
+          </w:tcPr>
+          <w:p>
+            <w:pPr>
+              <w:widowControl w:val="0"/>
+              <w:autoSpaceDE w:val="0"/>
+              <w:autoSpaceDN w:val="0"/>
+              <w:adjustRightInd w:val="0"/>
+              <w:spacing w:before="0" w:line="240" w:lineRule="auto"/>
+              <w:rPr>
+                <w:rFonts w:ascii="BRH Malayalam Extra" w:eastAsia="Times New Roman" w:hAnsi="BRH Malayalam Extra" w:cs="BRH Malayalam Extra"/>
+                <w:color w:val="EE0000"/>
+                <w:sz w:val="40"/>
+                <w:szCs w:val="40"/>
+                <w:lang w:val="it-IT" w:eastAsia="en-IN" w:bidi="ml-IN"/>
+              </w:rPr>
+            </w:pPr>
+            <w:r>
+              <w:rPr>
+                <w:rFonts w:ascii="BRH Malayalam Extra" w:eastAsia="Times New Roman" w:hAnsi="BRH Malayalam Extra" w:cs="BRH Malayalam Extra"/>
+                <w:color w:val="EE0000"/>
+                <w:sz w:val="40"/>
+                <w:szCs w:val="40"/>
+                <w:lang w:val="it-IT" w:eastAsia="en-IN" w:bidi="ml-IN"/>
+              </w:rPr>
+              <w:t>öe Rx</w:t>
+            </w:r>
+            <w:r>
+              <w:rPr>
+                <w:rFonts w:ascii="BRH Malayalam Extra" w:eastAsia="Times New Roman" w:hAnsi="BRH Malayalam Extra" w:cs="BRH Malayalam Extra"/>
+                <w:color w:val="EE0000"/>
+                <w:sz w:val="32"/>
+                <w:szCs w:val="40"/>
+                <w:lang w:val="it-IT" w:eastAsia="en-IN" w:bidi="ml-IN"/>
+              </w:rPr>
+              <w:t>–</w:t>
+            </w:r>
+            <w:r>
+              <w:rPr>
+                <w:rFonts w:ascii="BRH Malayalam Extra" w:eastAsia="Times New Roman" w:hAnsi="BRH Malayalam Extra" w:cs="BRH Malayalam Extra"/>
+                <w:color w:val="EE0000"/>
+                <w:sz w:val="40"/>
+                <w:szCs w:val="40"/>
+                <w:lang w:val="it-IT" w:eastAsia="en-IN" w:bidi="ml-IN"/>
+              </w:rPr>
+              <w:t xml:space="preserve">Zx© | </w:t>
+            </w:r>
+          </w:p>
+          <w:p>
+            <w:pPr>
+              <w:widowControl w:val="0"/>
+              <w:autoSpaceDE w:val="0"/>
+              <w:autoSpaceDN w:val="0"/>
+              <w:adjustRightInd w:val="0"/>
+              <w:spacing w:before="0" w:line="240" w:lineRule="auto"/>
+              <w:rPr>
+                <w:rFonts w:ascii="BRH Devanagari Extra" w:hAnsi="BRH Devanagari Extra" w:cs="BRH Devanagari Extra"/>
+                <w:color w:val="EE0000"/>
+                <w:sz w:val="40"/>
+                <w:szCs w:val="40"/>
+                <w:lang w:val="it-IT" w:bidi="ml-IN"/>
+              </w:rPr>
+            </w:pPr>
+            <w:r>
+              <w:rPr>
+                <w:rFonts w:ascii="BRH Malayalam Extra" w:eastAsia="Times New Roman" w:hAnsi="BRH Malayalam Extra" w:cs="BRH Malayalam Extra"/>
+                <w:color w:val="EE0000"/>
+                <w:sz w:val="40"/>
+                <w:szCs w:val="40"/>
+                <w:lang w:val="it-IT" w:eastAsia="en-IN" w:bidi="ml-IN"/>
+              </w:rPr>
+              <w:t>Rx</w:t>
+            </w:r>
+            <w:r>
+              <w:rPr>
+                <w:rFonts w:ascii="BRH Malayalam Extra" w:eastAsia="Times New Roman" w:hAnsi="BRH Malayalam Extra" w:cs="BRH Malayalam Extra"/>
+                <w:color w:val="EE0000"/>
+                <w:sz w:val="32"/>
+                <w:szCs w:val="40"/>
+                <w:lang w:val="it-IT" w:eastAsia="en-IN" w:bidi="ml-IN"/>
+              </w:rPr>
+              <w:t>–</w:t>
+            </w:r>
+            <w:r>
+              <w:rPr>
+                <w:rFonts w:ascii="BRH Malayalam Extra" w:eastAsia="Times New Roman" w:hAnsi="BRH Malayalam Extra" w:cs="BRH Malayalam Extra"/>
+                <w:color w:val="EE0000"/>
+                <w:sz w:val="40"/>
+                <w:szCs w:val="40"/>
+                <w:highlight w:val="yellow"/>
+                <w:lang w:val="it-IT" w:eastAsia="en-IN" w:bidi="ml-IN"/>
+              </w:rPr>
+              <w:t>Z</w:t>
+            </w:r>
+            <w:r>
+              <w:rPr>
+                <w:rFonts w:ascii="BRH Malayalam Extra" w:eastAsia="Times New Roman" w:hAnsi="BRH Malayalam Extra" w:cs="BRH Malayalam Extra"/>
+                <w:color w:val="EE0000"/>
+                <w:sz w:val="40"/>
+                <w:szCs w:val="40"/>
+                <w:lang w:val="it-IT" w:eastAsia="en-IN" w:bidi="ml-IN"/>
+              </w:rPr>
+              <w:t>© öhxZ£—põx© |</w:t>
+            </w:r>
+          </w:p>
+        </w:tc>
+        <w:tc>
+          <w:tcPr>
+            <w:tcW w:w="5388" w:type="dxa"/>
+          </w:tcPr>
+          <w:p>
+            <w:pPr>
+              <w:widowControl w:val="0"/>
+              <w:autoSpaceDE w:val="0"/>
+              <w:autoSpaceDN w:val="0"/>
+              <w:adjustRightInd w:val="0"/>
+              <w:spacing w:before="0" w:line="240" w:lineRule="auto"/>
+              <w:rPr>
+                <w:rFonts w:ascii="BRH Malayalam Extra" w:eastAsia="Times New Roman" w:hAnsi="BRH Malayalam Extra" w:cs="BRH Malayalam Extra"/>
+                <w:color w:val="EE0000"/>
+                <w:sz w:val="40"/>
+                <w:szCs w:val="40"/>
+                <w:lang w:val="it-IT" w:eastAsia="en-IN" w:bidi="ml-IN"/>
+              </w:rPr>
+            </w:pPr>
+            <w:r>
+              <w:rPr>
+                <w:rFonts w:ascii="BRH Malayalam Extra" w:eastAsia="Times New Roman" w:hAnsi="BRH Malayalam Extra" w:cs="BRH Malayalam Extra"/>
+                <w:color w:val="EE0000"/>
+                <w:sz w:val="40"/>
+                <w:szCs w:val="40"/>
+                <w:lang w:val="it-IT" w:eastAsia="en-IN" w:bidi="ml-IN"/>
+              </w:rPr>
+              <w:t>öe Rx</w:t>
+            </w:r>
+            <w:r>
+              <w:rPr>
+                <w:rFonts w:ascii="BRH Malayalam Extra" w:eastAsia="Times New Roman" w:hAnsi="BRH Malayalam Extra" w:cs="BRH Malayalam Extra"/>
+                <w:color w:val="EE0000"/>
+                <w:sz w:val="32"/>
+                <w:szCs w:val="40"/>
+                <w:lang w:val="it-IT" w:eastAsia="en-IN" w:bidi="ml-IN"/>
+              </w:rPr>
+              <w:t>–</w:t>
+            </w:r>
+            <w:r>
+              <w:rPr>
+                <w:rFonts w:ascii="BRH Malayalam Extra" w:eastAsia="Times New Roman" w:hAnsi="BRH Malayalam Extra" w:cs="BRH Malayalam Extra"/>
+                <w:color w:val="EE0000"/>
+                <w:sz w:val="40"/>
+                <w:szCs w:val="40"/>
+                <w:lang w:val="it-IT" w:eastAsia="en-IN" w:bidi="ml-IN"/>
+              </w:rPr>
+              <w:t xml:space="preserve">Zx© | </w:t>
+            </w:r>
+          </w:p>
+          <w:p>
+            <w:pPr>
+              <w:widowControl w:val="0"/>
+              <w:autoSpaceDE w:val="0"/>
+              <w:autoSpaceDN w:val="0"/>
+              <w:adjustRightInd w:val="0"/>
+              <w:spacing w:before="0" w:line="240" w:lineRule="auto"/>
+              <w:rPr>
+                <w:rFonts w:ascii="BRH Devanagari Extra" w:hAnsi="BRH Devanagari Extra" w:cs="BRH Devanagari Extra"/>
+                <w:color w:val="EE0000"/>
+                <w:sz w:val="40"/>
+                <w:szCs w:val="40"/>
+                <w:lang w:val="it-IT" w:bidi="ml-IN"/>
+              </w:rPr>
+            </w:pPr>
+            <w:r>
+              <w:rPr>
+                <w:rFonts w:ascii="BRH Malayalam Extra" w:eastAsia="Times New Roman" w:hAnsi="BRH Malayalam Extra" w:cs="BRH Malayalam Extra"/>
+                <w:color w:val="EE0000"/>
+                <w:sz w:val="40"/>
+                <w:szCs w:val="40"/>
+                <w:lang w:val="it-IT" w:eastAsia="en-IN" w:bidi="ml-IN"/>
+              </w:rPr>
+              <w:t>Rx</w:t>
+            </w:r>
+            <w:r>
+              <w:rPr>
+                <w:rFonts w:ascii="BRH Malayalam Extra" w:eastAsia="Times New Roman" w:hAnsi="BRH Malayalam Extra" w:cs="BRH Malayalam Extra"/>
+                <w:color w:val="EE0000"/>
+                <w:sz w:val="32"/>
+                <w:szCs w:val="40"/>
+                <w:lang w:val="it-IT" w:eastAsia="en-IN" w:bidi="ml-IN"/>
+              </w:rPr>
+              <w:t>–</w:t>
+            </w:r>
+            <w:r>
+              <w:rPr>
+                <w:rFonts w:ascii="BRH Malayalam Extra" w:eastAsia="Times New Roman" w:hAnsi="BRH Malayalam Extra" w:cs="BRH Malayalam Extra"/>
+                <w:color w:val="EE0000"/>
+                <w:sz w:val="40"/>
+                <w:szCs w:val="40"/>
+                <w:lang w:val="it-IT" w:eastAsia="en-IN" w:bidi="ml-IN"/>
+              </w:rPr>
+              <w:t>Z</w:t>
+            </w:r>
+            <w:r>
+              <w:rPr>
+                <w:rFonts w:ascii="BRH Malayalam Extra" w:eastAsia="Times New Roman" w:hAnsi="BRH Malayalam Extra" w:cs="BRH Malayalam Extra"/>
+                <w:color w:val="EE0000"/>
+                <w:sz w:val="40"/>
+                <w:szCs w:val="40"/>
+                <w:highlight w:val="green"/>
+                <w:lang w:val="it-IT" w:eastAsia="en-IN" w:bidi="ml-IN"/>
+              </w:rPr>
+              <w:t>x</w:t>
+            </w:r>
+            <w:r>
+              <w:rPr>
+                <w:rFonts w:ascii="BRH Malayalam Extra" w:eastAsia="Times New Roman" w:hAnsi="BRH Malayalam Extra" w:cs="BRH Malayalam Extra"/>
+                <w:color w:val="EE0000"/>
+                <w:sz w:val="40"/>
+                <w:szCs w:val="40"/>
+                <w:lang w:val="it-IT" w:eastAsia="en-IN" w:bidi="ml-IN"/>
+              </w:rPr>
+              <w:t>© öhxZ£—põx© |</w:t>
+            </w:r>
+          </w:p>
+        </w:tc>
+      </w:tr>
+      <w:tr>
+        <w:trPr>
+          <w:trHeight w:val="1122"/>
+        </w:trPr>
+        <w:tc>
+          <w:tcPr>
+            <w:tcW w:w="3907" w:type="dxa"/>
+          </w:tcPr>
+          <w:p>
+            <w:pPr>
+              <w:widowControl w:val="0"/>
+              <w:tabs>
+                <w:tab w:val="left" w:pos="993"/>
+              </w:tabs>
+              <w:autoSpaceDE w:val="0"/>
+              <w:autoSpaceDN w:val="0"/>
+              <w:adjustRightInd w:val="0"/>
+              <w:spacing w:before="0" w:line="240" w:lineRule="auto"/>
+              <w:ind w:right="297"/>
+              <w:rPr>
+                <w:rFonts w:cs="Arial"/>
+                <w:b/>
+                <w:color w:val="EE0000"/>
+                <w:sz w:val="28"/>
+                <w:szCs w:val="32"/>
+              </w:rPr>
+            </w:pPr>
+            <w:r>
+              <w:rPr>
+                <w:rFonts w:cs="Arial"/>
+                <w:b/>
+                <w:color w:val="EE0000"/>
+                <w:sz w:val="28"/>
+                <w:szCs w:val="32"/>
+              </w:rPr>
+              <w:t>T.S.5.4.11.3– Kramam</w:t>
+            </w:r>
+          </w:p>
+          <w:p>
+            <w:pPr>
+              <w:widowControl w:val="0"/>
+              <w:tabs>
+                <w:tab w:val="left" w:pos="993"/>
+              </w:tabs>
+              <w:autoSpaceDE w:val="0"/>
+              <w:autoSpaceDN w:val="0"/>
+              <w:adjustRightInd w:val="0"/>
+              <w:spacing w:before="0" w:line="240" w:lineRule="auto"/>
+              <w:ind w:right="297"/>
+              <w:rPr>
+                <w:rFonts w:cs="Arial"/>
+                <w:b/>
+                <w:color w:val="EE0000"/>
+                <w:szCs w:val="28"/>
+                <w:lang w:val="en-IN"/>
+              </w:rPr>
+            </w:pPr>
+            <w:r>
+              <w:rPr>
+                <w:rFonts w:cs="Arial"/>
+                <w:b/>
+                <w:color w:val="EE0000"/>
+                <w:sz w:val="28"/>
+                <w:szCs w:val="32"/>
+                <w:lang w:val="en-IN"/>
+              </w:rPr>
+              <w:t>Krama Vaakyam No.– 25</w:t>
+            </w:r>
+          </w:p>
+          <w:p>
+            <w:pPr>
+              <w:widowControl w:val="0"/>
+              <w:tabs>
+                <w:tab w:val="left" w:pos="993"/>
+              </w:tabs>
+              <w:autoSpaceDE w:val="0"/>
+              <w:autoSpaceDN w:val="0"/>
+              <w:adjustRightInd w:val="0"/>
+              <w:spacing w:before="0" w:line="240" w:lineRule="auto"/>
+              <w:ind w:right="297"/>
+              <w:rPr>
+                <w:rFonts w:cs="Arial"/>
+                <w:b/>
+                <w:color w:val="EE0000"/>
+                <w:sz w:val="28"/>
+                <w:szCs w:val="32"/>
+                <w:lang w:val="it-IT"/>
+              </w:rPr>
+            </w:pPr>
+            <w:r>
+              <w:rPr>
+                <w:rFonts w:cs="Arial"/>
+                <w:b/>
+                <w:color w:val="EE0000"/>
+                <w:sz w:val="28"/>
+                <w:szCs w:val="32"/>
+                <w:lang w:val="it-IT"/>
+              </w:rPr>
+              <w:t>Panchaati No</w:t>
+            </w:r>
+            <w:r>
+              <w:rPr>
+                <w:rFonts w:cs="Arial"/>
+                <w:b/>
+                <w:color w:val="EE0000"/>
+                <w:szCs w:val="32"/>
+                <w:lang w:val="it-IT"/>
+              </w:rPr>
+              <w:t xml:space="preserve">. - </w:t>
+            </w:r>
+            <w:r>
+              <w:rPr>
+                <w:rFonts w:cs="Arial"/>
+                <w:b/>
+                <w:color w:val="EE0000"/>
+                <w:sz w:val="28"/>
+                <w:szCs w:val="32"/>
+                <w:lang w:val="it-IT"/>
+              </w:rPr>
+              <w:t>54</w:t>
+            </w:r>
+          </w:p>
+        </w:tc>
+        <w:tc>
+          <w:tcPr>
+            <w:tcW w:w="5105" w:type="dxa"/>
+          </w:tcPr>
+          <w:p>
+            <w:pPr>
+              <w:widowControl w:val="0"/>
+              <w:autoSpaceDE w:val="0"/>
+              <w:autoSpaceDN w:val="0"/>
+              <w:adjustRightInd w:val="0"/>
+              <w:spacing w:before="0" w:line="240" w:lineRule="auto"/>
+              <w:rPr>
+                <w:rFonts w:ascii="BRH Malayalam Extra" w:eastAsia="Times New Roman" w:hAnsi="BRH Malayalam Extra" w:cs="BRH Malayalam Extra"/>
+                <w:color w:val="EE0000"/>
+                <w:sz w:val="40"/>
+                <w:szCs w:val="40"/>
+                <w:lang w:val="en-IN" w:eastAsia="en-IN" w:bidi="ml-IN"/>
+              </w:rPr>
+            </w:pPr>
+            <w:r>
+              <w:rPr>
+                <w:rFonts w:ascii="BRH Malayalam Extra" w:eastAsia="Times New Roman" w:hAnsi="BRH Malayalam Extra" w:cs="BRH Malayalam Extra"/>
+                <w:color w:val="EE0000"/>
+                <w:sz w:val="40"/>
+                <w:szCs w:val="40"/>
+                <w:lang w:val="en-IN" w:eastAsia="en-IN" w:bidi="ml-IN"/>
+              </w:rPr>
+              <w:t>A</w:t>
+            </w:r>
+            <w:r>
+              <w:rPr>
+                <w:rFonts w:ascii="BRH Malayalam Extra" w:eastAsia="Times New Roman" w:hAnsi="BRH Malayalam Extra" w:cs="BRH Malayalam Extra"/>
+                <w:color w:val="EE0000"/>
+                <w:sz w:val="32"/>
+                <w:szCs w:val="40"/>
+                <w:lang w:val="en-IN" w:eastAsia="en-IN" w:bidi="ml-IN"/>
+              </w:rPr>
+              <w:t>–</w:t>
+            </w:r>
+            <w:r>
+              <w:rPr>
+                <w:rFonts w:ascii="BRH Malayalam Extra" w:eastAsia="Times New Roman" w:hAnsi="BRH Malayalam Extra" w:cs="BRH Malayalam Extra"/>
+                <w:color w:val="EE0000"/>
+                <w:sz w:val="40"/>
+                <w:szCs w:val="40"/>
+                <w:lang w:val="en-IN" w:eastAsia="en-IN" w:bidi="ml-IN"/>
+              </w:rPr>
+              <w:t>sð</w:t>
+            </w:r>
+            <w:r>
+              <w:rPr>
+                <w:rFonts w:ascii="BRH Malayalam Extra" w:eastAsia="Times New Roman" w:hAnsi="BRH Malayalam Extra" w:cs="BRH Malayalam Extra"/>
+                <w:color w:val="EE0000"/>
+                <w:sz w:val="32"/>
+                <w:szCs w:val="40"/>
+                <w:lang w:val="en-IN" w:eastAsia="en-IN" w:bidi="ml-IN"/>
+              </w:rPr>
+              <w:t>–</w:t>
+            </w:r>
+            <w:r>
+              <w:rPr>
+                <w:rFonts w:ascii="BRH Malayalam Extra" w:eastAsia="Times New Roman" w:hAnsi="BRH Malayalam Extra" w:cs="BRH Malayalam Extra"/>
+                <w:color w:val="EE0000"/>
+                <w:sz w:val="40"/>
+                <w:szCs w:val="40"/>
+                <w:lang w:val="en-IN" w:eastAsia="en-IN" w:bidi="ml-IN"/>
+              </w:rPr>
+              <w:t>ª¥Æ</w:t>
+            </w:r>
+            <w:r>
+              <w:rPr>
+                <w:rFonts w:ascii="BRH Malayalam Extra" w:eastAsia="Times New Roman" w:hAnsi="BRH Malayalam Extra" w:cs="BRH Malayalam Extra"/>
+                <w:color w:val="EE0000"/>
+                <w:sz w:val="32"/>
+                <w:szCs w:val="40"/>
+                <w:lang w:val="en-IN" w:eastAsia="en-IN" w:bidi="ml-IN"/>
+              </w:rPr>
+              <w:t>–</w:t>
+            </w:r>
+            <w:r>
+              <w:rPr>
+                <w:rFonts w:ascii="BRH Malayalam Extra" w:eastAsia="Times New Roman" w:hAnsi="BRH Malayalam Extra" w:cs="BRH Malayalam Extra"/>
+                <w:color w:val="EE0000"/>
+                <w:sz w:val="40"/>
+                <w:szCs w:val="40"/>
+                <w:lang w:val="en-IN" w:eastAsia="en-IN" w:bidi="ml-IN"/>
+              </w:rPr>
+              <w:t>Zx</w:t>
+            </w:r>
+            <w:r>
+              <w:rPr>
+                <w:rFonts w:ascii="BRH Malayalam Extra" w:eastAsia="Times New Roman" w:hAnsi="BRH Malayalam Extra" w:cs="BRH Malayalam Extra"/>
+                <w:color w:val="EE0000"/>
+                <w:sz w:val="32"/>
+                <w:szCs w:val="40"/>
+                <w:lang w:val="en-IN" w:eastAsia="en-IN" w:bidi="ml-IN"/>
+              </w:rPr>
+              <w:t>–</w:t>
+            </w:r>
+            <w:r>
+              <w:rPr>
+                <w:rFonts w:ascii="BRH Devanagari Extra" w:eastAsia="Times New Roman" w:hAnsi="BRH Devanagari Extra" w:cs="BRH Malayalam Extra"/>
+                <w:color w:val="EE0000"/>
+                <w:sz w:val="36"/>
+                <w:szCs w:val="40"/>
+                <w:lang w:val="en-IN" w:eastAsia="en-IN" w:bidi="ml-IN"/>
+              </w:rPr>
+              <w:t>óè</w:t>
+            </w:r>
+            <w:r>
+              <w:rPr>
+                <w:rFonts w:ascii="BRH Malayalam Extra" w:eastAsia="Times New Roman" w:hAnsi="BRH Malayalam Extra" w:cs="BRH Malayalam Extra"/>
+                <w:color w:val="EE0000"/>
+                <w:sz w:val="32"/>
+                <w:szCs w:val="40"/>
+                <w:lang w:val="en-IN" w:eastAsia="en-IN" w:bidi="ml-IN"/>
+              </w:rPr>
+              <w:t>–</w:t>
+            </w:r>
+            <w:r>
+              <w:rPr>
+                <w:rFonts w:ascii="BRH Malayalam Extra" w:eastAsia="Times New Roman" w:hAnsi="BRH Malayalam Extra" w:cs="BRH Malayalam Extra"/>
+                <w:color w:val="EE0000"/>
+                <w:sz w:val="40"/>
+                <w:szCs w:val="40"/>
+                <w:lang w:val="en-IN" w:eastAsia="en-IN" w:bidi="ml-IN"/>
+              </w:rPr>
+              <w:t xml:space="preserve"> </w:t>
+            </w:r>
+            <w:r>
+              <w:rPr>
+                <w:rFonts w:ascii="BRH Malayalam Extra" w:eastAsia="Times New Roman" w:hAnsi="BRH Malayalam Extra" w:cs="BRH Malayalam Extra"/>
+                <w:color w:val="EE0000"/>
+                <w:sz w:val="40"/>
+                <w:szCs w:val="40"/>
+                <w:highlight w:val="yellow"/>
+                <w:lang w:val="en-IN" w:eastAsia="en-IN" w:bidi="ml-IN"/>
+              </w:rPr>
+              <w:t>s</w:t>
+            </w:r>
+            <w:r>
+              <w:rPr>
+                <w:rFonts w:ascii="BRH Malayalam Extra" w:eastAsia="Times New Roman" w:hAnsi="BRH Malayalam Extra" w:cs="BRH Malayalam Extra"/>
+                <w:color w:val="EE0000"/>
+                <w:sz w:val="40"/>
+                <w:szCs w:val="40"/>
+                <w:lang w:val="en-IN" w:eastAsia="en-IN" w:bidi="ml-IN"/>
+              </w:rPr>
+              <w:t xml:space="preserve"> | </w:t>
+            </w:r>
+          </w:p>
+          <w:p>
+            <w:pPr>
+              <w:widowControl w:val="0"/>
+              <w:autoSpaceDE w:val="0"/>
+              <w:autoSpaceDN w:val="0"/>
+              <w:adjustRightInd w:val="0"/>
+              <w:spacing w:before="0" w:line="240" w:lineRule="auto"/>
+              <w:rPr>
+                <w:rFonts w:ascii="BRH Devanagari Extra" w:hAnsi="BRH Devanagari Extra" w:cs="BRH Devanagari Extra"/>
+                <w:color w:val="EE0000"/>
+                <w:sz w:val="40"/>
+                <w:szCs w:val="40"/>
+                <w:lang w:val="en-IN" w:bidi="ml-IN"/>
+              </w:rPr>
+            </w:pPr>
+            <w:r>
+              <w:rPr>
+                <w:rFonts w:ascii="BRH Malayalam Extra" w:eastAsia="Times New Roman" w:hAnsi="BRH Malayalam Extra" w:cs="BRH Malayalam Extra"/>
+                <w:color w:val="EE0000"/>
+                <w:sz w:val="40"/>
+                <w:szCs w:val="40"/>
+                <w:lang w:val="en-IN" w:eastAsia="en-IN" w:bidi="ml-IN"/>
+              </w:rPr>
+              <w:t>s G</w:t>
+            </w:r>
+            <w:r>
+              <w:rPr>
+                <w:rFonts w:ascii="BRH Malayalam Extra" w:eastAsia="Times New Roman" w:hAnsi="BRH Malayalam Extra" w:cs="BRH Malayalam Extra"/>
+                <w:color w:val="EE0000"/>
+                <w:sz w:val="32"/>
+                <w:szCs w:val="40"/>
+                <w:lang w:val="en-IN" w:eastAsia="en-IN" w:bidi="ml-IN"/>
+              </w:rPr>
+              <w:t>–</w:t>
+            </w:r>
+            <w:r>
+              <w:rPr>
+                <w:rFonts w:ascii="BRH Malayalam Extra" w:eastAsia="Times New Roman" w:hAnsi="BRH Malayalam Extra" w:cs="BRH Malayalam Extra"/>
+                <w:color w:val="EE0000"/>
+                <w:sz w:val="40"/>
+                <w:szCs w:val="40"/>
+                <w:lang w:val="en-IN" w:eastAsia="en-IN" w:bidi="ml-IN"/>
+              </w:rPr>
+              <w:t>ZxJ |</w:t>
+            </w:r>
+          </w:p>
+        </w:tc>
+        <w:tc>
+          <w:tcPr>
+            <w:tcW w:w="5388" w:type="dxa"/>
+          </w:tcPr>
+          <w:p>
+            <w:pPr>
+              <w:widowControl w:val="0"/>
+              <w:autoSpaceDE w:val="0"/>
+              <w:autoSpaceDN w:val="0"/>
+              <w:adjustRightInd w:val="0"/>
+              <w:spacing w:before="0" w:line="240" w:lineRule="auto"/>
+              <w:rPr>
+                <w:rFonts w:ascii="BRH Malayalam Extra" w:eastAsia="Times New Roman" w:hAnsi="BRH Malayalam Extra" w:cs="BRH Malayalam Extra"/>
+                <w:color w:val="EE0000"/>
+                <w:sz w:val="40"/>
+                <w:szCs w:val="40"/>
+                <w:lang w:val="it-IT" w:eastAsia="en-IN" w:bidi="ml-IN"/>
+              </w:rPr>
+            </w:pPr>
+            <w:r>
+              <w:rPr>
+                <w:rFonts w:ascii="BRH Malayalam Extra" w:eastAsia="Times New Roman" w:hAnsi="BRH Malayalam Extra" w:cs="BRH Malayalam Extra"/>
+                <w:color w:val="EE0000"/>
+                <w:sz w:val="40"/>
+                <w:szCs w:val="40"/>
+                <w:lang w:val="it-IT" w:eastAsia="en-IN" w:bidi="ml-IN"/>
+              </w:rPr>
+              <w:t>A</w:t>
+            </w:r>
+            <w:r>
+              <w:rPr>
+                <w:rFonts w:ascii="BRH Malayalam Extra" w:eastAsia="Times New Roman" w:hAnsi="BRH Malayalam Extra" w:cs="BRH Malayalam Extra"/>
+                <w:color w:val="EE0000"/>
+                <w:sz w:val="32"/>
+                <w:szCs w:val="40"/>
+                <w:lang w:val="it-IT" w:eastAsia="en-IN" w:bidi="ml-IN"/>
+              </w:rPr>
+              <w:t>–</w:t>
+            </w:r>
+            <w:r>
+              <w:rPr>
+                <w:rFonts w:ascii="BRH Malayalam Extra" w:eastAsia="Times New Roman" w:hAnsi="BRH Malayalam Extra" w:cs="BRH Malayalam Extra"/>
+                <w:color w:val="EE0000"/>
+                <w:sz w:val="40"/>
+                <w:szCs w:val="40"/>
+                <w:lang w:val="it-IT" w:eastAsia="en-IN" w:bidi="ml-IN"/>
+              </w:rPr>
+              <w:t>sð</w:t>
+            </w:r>
+            <w:r>
+              <w:rPr>
+                <w:rFonts w:ascii="BRH Malayalam Extra" w:eastAsia="Times New Roman" w:hAnsi="BRH Malayalam Extra" w:cs="BRH Malayalam Extra"/>
+                <w:color w:val="EE0000"/>
+                <w:sz w:val="32"/>
+                <w:szCs w:val="40"/>
+                <w:lang w:val="it-IT" w:eastAsia="en-IN" w:bidi="ml-IN"/>
+              </w:rPr>
+              <w:t>–</w:t>
+            </w:r>
+            <w:r>
+              <w:rPr>
+                <w:rFonts w:ascii="BRH Malayalam Extra" w:eastAsia="Times New Roman" w:hAnsi="BRH Malayalam Extra" w:cs="BRH Malayalam Extra"/>
+                <w:color w:val="EE0000"/>
+                <w:sz w:val="40"/>
+                <w:szCs w:val="40"/>
+                <w:lang w:val="it-IT" w:eastAsia="en-IN" w:bidi="ml-IN"/>
+              </w:rPr>
+              <w:t>ª¥Æ</w:t>
+            </w:r>
+            <w:r>
+              <w:rPr>
+                <w:rFonts w:ascii="BRH Malayalam Extra" w:eastAsia="Times New Roman" w:hAnsi="BRH Malayalam Extra" w:cs="BRH Malayalam Extra"/>
+                <w:color w:val="EE0000"/>
+                <w:sz w:val="32"/>
+                <w:szCs w:val="40"/>
+                <w:lang w:val="it-IT" w:eastAsia="en-IN" w:bidi="ml-IN"/>
+              </w:rPr>
+              <w:t>–</w:t>
+            </w:r>
+            <w:r>
+              <w:rPr>
+                <w:rFonts w:ascii="BRH Malayalam Extra" w:eastAsia="Times New Roman" w:hAnsi="BRH Malayalam Extra" w:cs="BRH Malayalam Extra"/>
+                <w:color w:val="EE0000"/>
+                <w:sz w:val="40"/>
+                <w:szCs w:val="40"/>
+                <w:lang w:val="it-IT" w:eastAsia="en-IN" w:bidi="ml-IN"/>
+              </w:rPr>
+              <w:t>Zx</w:t>
+            </w:r>
+            <w:r>
+              <w:rPr>
+                <w:rFonts w:ascii="BRH Malayalam Extra" w:eastAsia="Times New Roman" w:hAnsi="BRH Malayalam Extra" w:cs="BRH Malayalam Extra"/>
+                <w:color w:val="EE0000"/>
+                <w:sz w:val="32"/>
+                <w:szCs w:val="40"/>
+                <w:lang w:val="it-IT" w:eastAsia="en-IN" w:bidi="ml-IN"/>
+              </w:rPr>
+              <w:t>–</w:t>
+            </w:r>
+            <w:r>
+              <w:rPr>
+                <w:rFonts w:ascii="BRH Devanagari Extra" w:eastAsia="Times New Roman" w:hAnsi="BRH Devanagari Extra" w:cs="BRH Malayalam Extra"/>
+                <w:color w:val="EE0000"/>
+                <w:sz w:val="36"/>
+                <w:szCs w:val="40"/>
+                <w:lang w:val="it-IT" w:eastAsia="en-IN" w:bidi="ml-IN"/>
+              </w:rPr>
+              <w:t>óè</w:t>
+            </w:r>
+            <w:r>
+              <w:rPr>
+                <w:rFonts w:ascii="BRH Malayalam Extra" w:eastAsia="Times New Roman" w:hAnsi="BRH Malayalam Extra" w:cs="BRH Malayalam Extra"/>
+                <w:color w:val="EE0000"/>
+                <w:sz w:val="32"/>
+                <w:szCs w:val="40"/>
+                <w:lang w:val="it-IT" w:eastAsia="en-IN" w:bidi="ml-IN"/>
+              </w:rPr>
+              <w:t>–</w:t>
+            </w:r>
+            <w:r>
+              <w:rPr>
+                <w:rFonts w:ascii="BRH Malayalam Extra" w:eastAsia="Times New Roman" w:hAnsi="BRH Malayalam Extra" w:cs="BRH Malayalam Extra"/>
+                <w:color w:val="EE0000"/>
+                <w:sz w:val="40"/>
+                <w:szCs w:val="40"/>
+                <w:lang w:val="it-IT" w:eastAsia="en-IN" w:bidi="ml-IN"/>
+              </w:rPr>
+              <w:t xml:space="preserve"> s</w:t>
+            </w:r>
+            <w:r>
+              <w:rPr>
+                <w:rFonts w:ascii="BRH Malayalam Extra" w:eastAsia="Times New Roman" w:hAnsi="BRH Malayalam Extra" w:cs="BRH Malayalam Extra"/>
+                <w:color w:val="EE0000"/>
+                <w:sz w:val="40"/>
+                <w:szCs w:val="40"/>
+                <w:highlight w:val="green"/>
+                <w:lang w:val="it-IT" w:eastAsia="en-IN" w:bidi="ml-IN"/>
+              </w:rPr>
+              <w:t>J</w:t>
+            </w:r>
+            <w:r>
+              <w:rPr>
+                <w:rFonts w:ascii="BRH Malayalam Extra" w:eastAsia="Times New Roman" w:hAnsi="BRH Malayalam Extra" w:cs="BRH Malayalam Extra"/>
+                <w:color w:val="EE0000"/>
+                <w:sz w:val="40"/>
+                <w:szCs w:val="40"/>
+                <w:lang w:val="it-IT" w:eastAsia="en-IN" w:bidi="ml-IN"/>
+              </w:rPr>
+              <w:t xml:space="preserve"> | </w:t>
+            </w:r>
+          </w:p>
+          <w:p>
+            <w:pPr>
+              <w:widowControl w:val="0"/>
+              <w:autoSpaceDE w:val="0"/>
+              <w:autoSpaceDN w:val="0"/>
+              <w:adjustRightInd w:val="0"/>
+              <w:spacing w:before="0" w:line="240" w:lineRule="auto"/>
+              <w:rPr>
+                <w:rFonts w:ascii="BRH Devanagari Extra" w:hAnsi="BRH Devanagari Extra" w:cs="BRH Devanagari Extra"/>
+                <w:color w:val="EE0000"/>
+                <w:sz w:val="40"/>
+                <w:szCs w:val="40"/>
+                <w:lang w:bidi="ml-IN"/>
+              </w:rPr>
+            </w:pPr>
+            <w:r>
+              <w:rPr>
+                <w:rFonts w:ascii="BRH Malayalam Extra" w:eastAsia="Times New Roman" w:hAnsi="BRH Malayalam Extra" w:cs="BRH Malayalam Extra"/>
+                <w:color w:val="EE0000"/>
+                <w:sz w:val="40"/>
+                <w:szCs w:val="40"/>
+                <w:lang w:val="en-IN" w:eastAsia="en-IN" w:bidi="ml-IN"/>
+              </w:rPr>
+              <w:t>s G</w:t>
+            </w:r>
+            <w:r>
+              <w:rPr>
+                <w:rFonts w:ascii="BRH Malayalam Extra" w:eastAsia="Times New Roman" w:hAnsi="BRH Malayalam Extra" w:cs="BRH Malayalam Extra"/>
+                <w:color w:val="EE0000"/>
+                <w:sz w:val="32"/>
+                <w:szCs w:val="40"/>
+                <w:lang w:val="en-IN" w:eastAsia="en-IN" w:bidi="ml-IN"/>
+              </w:rPr>
+              <w:t>–</w:t>
+            </w:r>
+            <w:r>
+              <w:rPr>
+                <w:rFonts w:ascii="BRH Malayalam Extra" w:eastAsia="Times New Roman" w:hAnsi="BRH Malayalam Extra" w:cs="BRH Malayalam Extra"/>
+                <w:color w:val="EE0000"/>
+                <w:sz w:val="40"/>
+                <w:szCs w:val="40"/>
+                <w:lang w:val="en-IN" w:eastAsia="en-IN" w:bidi="ml-IN"/>
+              </w:rPr>
+              <w:t xml:space="preserve">ZxJ | </w:t>
+            </w:r>
+            <w:r>
+              <w:rPr>
+                <w:rFonts w:cs="Arial"/>
+                <w:color w:val="EE0000"/>
+                <w:szCs w:val="24"/>
+                <w:lang w:bidi="ml-IN"/>
+              </w:rPr>
+              <w:t>(missing visargam added)</w:t>
             </w:r>
           </w:p>
         </w:tc>
@@ -4150,6 +5315,7 @@
                 <w:sz w:val="28"/>
                 <w:szCs w:val="32"/>
               </w:rPr>
+              <w:lastRenderedPageBreak/>
               <w:t>T.S.5.</w:t>
             </w:r>
             <w:r>
@@ -4658,7 +5824,6 @@
           <w:b/>
           <w:bCs/>
         </w:rPr>
-        <w:lastRenderedPageBreak/>
         <w:t>(ignore those which are already incorporated in your book’s version and date)</w:t>
       </w:r>
     </w:p>
@@ -5699,6 +6864,7 @@
                 <w:sz w:val="28"/>
                 <w:szCs w:val="32"/>
               </w:rPr>
+              <w:lastRenderedPageBreak/>
               <w:t>T.S.5.4.3.2 – Kramam</w:t>
             </w:r>
           </w:p>
@@ -6415,7 +7581,6 @@
                 <w:sz w:val="28"/>
                 <w:szCs w:val="32"/>
               </w:rPr>
-              <w:lastRenderedPageBreak/>
               <w:t>T.S.5.4.3.3 – Kramam</w:t>
             </w:r>
           </w:p>
@@ -7607,6 +8772,7 @@
                 <w:sz w:val="28"/>
                 <w:szCs w:val="32"/>
               </w:rPr>
+              <w:lastRenderedPageBreak/>
               <w:t>T.S.5.4.5.2 – Kramam</w:t>
             </w:r>
           </w:p>
@@ -8483,7 +9649,6 @@
                 <w:szCs w:val="40"/>
                 <w:lang w:val="en-IN" w:eastAsia="en-IN" w:bidi="ml-IN"/>
               </w:rPr>
-              <w:lastRenderedPageBreak/>
               <w:t>sû</w:t>
             </w:r>
             <w:r>
@@ -8575,7 +9740,6 @@
                 <w:szCs w:val="40"/>
                 <w:lang w:val="en-IN" w:eastAsia="en-IN" w:bidi="ml-IN"/>
               </w:rPr>
-              <w:lastRenderedPageBreak/>
               <w:t>sû</w:t>
             </w:r>
             <w:r>
@@ -8729,7 +9893,6 @@
                 <w:szCs w:val="40"/>
                 <w:lang w:val="en-IN" w:eastAsia="en-IN" w:bidi="ml-IN"/>
               </w:rPr>
-              <w:lastRenderedPageBreak/>
               <w:t>sû</w:t>
             </w:r>
             <w:r>
@@ -8828,7 +9991,6 @@
                 <w:sz w:val="28"/>
                 <w:szCs w:val="32"/>
               </w:rPr>
-              <w:lastRenderedPageBreak/>
               <w:t>T.S.5.4.7.4 – Kramam</w:t>
             </w:r>
           </w:p>
@@ -9854,6 +11016,7 @@
                 <w:szCs w:val="40"/>
                 <w:lang w:val="en-IN" w:eastAsia="en-IN" w:bidi="ml-IN"/>
               </w:rPr>
+              <w:lastRenderedPageBreak/>
               <w:t>CZõ</w:t>
             </w:r>
             <w:r>
@@ -9945,6 +11108,7 @@
                 <w:szCs w:val="40"/>
                 <w:lang w:val="en-IN" w:eastAsia="en-IN" w:bidi="ml-IN"/>
               </w:rPr>
+              <w:lastRenderedPageBreak/>
               <w:t>A</w:t>
             </w:r>
             <w:r>
@@ -10107,6 +11271,7 @@
                 <w:szCs w:val="40"/>
                 <w:lang w:val="en-IN" w:eastAsia="en-IN" w:bidi="ml-IN"/>
               </w:rPr>
+              <w:lastRenderedPageBreak/>
               <w:t>CZõ</w:t>
             </w:r>
             <w:r>
@@ -10205,6 +11370,7 @@
                 <w:sz w:val="28"/>
                 <w:szCs w:val="32"/>
               </w:rPr>
+              <w:lastRenderedPageBreak/>
               <w:t>T.S.5.4.11.3 – Kramam</w:t>
             </w:r>
           </w:p>
@@ -11278,7 +12444,6 @@
           <w:szCs w:val="32"/>
           <w:u w:val="single"/>
         </w:rPr>
-        <w:lastRenderedPageBreak/>
         <w:t>=============</w:t>
       </w:r>
     </w:p>
@@ -11675,6 +12840,7 @@
           <w:b/>
           <w:sz w:val="32"/>
         </w:rPr>
+        <w:lastRenderedPageBreak/>
         <w:t>===================</w:t>
       </w:r>
     </w:p>

--- a/TS-Kramam/TS-5.4/TS 5.4 Malayalam Krama Paatam Corrections.docx
+++ b/TS-Kramam/TS-5.4/TS 5.4 Malayalam Krama Paatam Corrections.docx
@@ -3028,7 +3028,7 @@
                 <w:sz w:val="28"/>
                 <w:szCs w:val="32"/>
               </w:rPr>
-              <w:t>T.S.5.4.11.1– Kramam</w:t>
+              <w:t>T.S.5.4.10.1– Kramam</w:t>
             </w:r>
           </w:p>
           <w:p>
@@ -3059,29 +3059,7 @@
                 <w:szCs w:val="32"/>
                 <w:lang w:val="en-IN"/>
               </w:rPr>
-              <w:t xml:space="preserve">Krama Vaakyam No.– </w:t>
-            </w:r>
-            <w:r>
-              <w:rPr>
-                <w:rFonts w:cs="Arial"/>
-                <w:b/>
-                <w:color w:val="EE0000"/>
-                <w:sz w:val="28"/>
-                <w:szCs w:val="32"/>
-                <w:lang w:val="en-IN"/>
-              </w:rPr>
-              <w:t xml:space="preserve">28 and </w:t>
-            </w:r>
-            <w:r>
-              <w:rPr>
-                <w:rFonts w:cs="Arial"/>
-                <w:b/>
-                <w:color w:val="EE0000"/>
-                <w:sz w:val="28"/>
-                <w:szCs w:val="32"/>
-                <w:lang w:val="en-IN"/>
-              </w:rPr>
-              <w:t>30</w:t>
+              <w:t>Krama Vaakyam No.– 53</w:t>
             </w:r>
           </w:p>
           <w:p>
@@ -3134,7 +3112,7 @@
                 <w:szCs w:val="32"/>
                 <w:lang w:val="it-IT"/>
               </w:rPr>
-              <w:t>52</w:t>
+              <w:t>47</w:t>
             </w:r>
           </w:p>
         </w:tc>
@@ -3151,16 +3129,504 @@
               <w:spacing w:before="0" w:line="240" w:lineRule="auto"/>
               <w:rPr>
                 <w:rFonts w:ascii="BRH Malayalam Extra" w:eastAsia="Times New Roman" w:hAnsi="BRH Malayalam Extra" w:cs="BRH Malayalam Extra"/>
-                <w:color w:val="000000"/>
-                <w:sz w:val="40"/>
-                <w:szCs w:val="40"/>
-                <w:lang w:val="it-IT" w:eastAsia="en-IN" w:bidi="ml-IN"/>
-              </w:rPr>
-            </w:pPr>
-            <w:r>
-              <w:rPr>
-                <w:rFonts w:ascii="BRH Malayalam Extra" w:eastAsia="Times New Roman" w:hAnsi="BRH Malayalam Extra" w:cs="BRH Malayalam Extra"/>
-                <w:color w:val="000000"/>
+                <w:color w:val="EE0000"/>
+                <w:sz w:val="40"/>
+                <w:szCs w:val="40"/>
+                <w:lang w:val="it-IT" w:eastAsia="en-IN" w:bidi="ml-IN"/>
+              </w:rPr>
+            </w:pPr>
+            <w:r>
+              <w:rPr>
+                <w:rFonts w:ascii="BRH Malayalam Extra" w:eastAsia="Times New Roman" w:hAnsi="BRH Malayalam Extra" w:cs="BRH Malayalam Extra"/>
+                <w:color w:val="EE0000"/>
+                <w:sz w:val="40"/>
+                <w:szCs w:val="40"/>
+                <w:lang w:val="it-IT" w:eastAsia="en-IN" w:bidi="ml-IN"/>
+              </w:rPr>
+              <w:t>Aöe—ZyrçyZx</w:t>
+            </w:r>
+            <w:r>
+              <w:rPr>
+                <w:rFonts w:ascii="BRH Malayalam Extra" w:eastAsia="Times New Roman" w:hAnsi="BRH Malayalam Extra" w:cs="BRH Malayalam Extra"/>
+                <w:color w:val="EE0000"/>
+                <w:sz w:val="32"/>
+                <w:szCs w:val="40"/>
+                <w:lang w:val="it-IT" w:eastAsia="en-IN" w:bidi="ml-IN"/>
+              </w:rPr>
+              <w:t>–</w:t>
+            </w:r>
+            <w:r>
+              <w:rPr>
+                <w:rFonts w:ascii="BRH Malayalam Extra" w:eastAsia="Times New Roman" w:hAnsi="BRH Malayalam Extra" w:cs="BRH Malayalam Extra"/>
+                <w:color w:val="EE0000"/>
+                <w:sz w:val="40"/>
+                <w:szCs w:val="40"/>
+                <w:lang w:val="it-IT" w:eastAsia="en-IN" w:bidi="ml-IN"/>
+              </w:rPr>
+              <w:t>J ¥sëxix˜J | Aöe—Zy</w:t>
+            </w:r>
+            <w:r>
+              <w:rPr>
+                <w:rFonts w:ascii="BRH Malayalam Extra" w:eastAsia="Times New Roman" w:hAnsi="BRH Malayalam Extra" w:cs="BRH Malayalam Extra"/>
+                <w:color w:val="EE0000"/>
+                <w:sz w:val="40"/>
+                <w:szCs w:val="40"/>
+                <w:highlight w:val="yellow"/>
+                <w:lang w:val="it-IT" w:eastAsia="en-IN" w:bidi="ml-IN"/>
+              </w:rPr>
+              <w:t>r</w:t>
+            </w:r>
+            <w:r>
+              <w:rPr>
+                <w:rFonts w:ascii="BRH Malayalam Extra" w:eastAsia="Times New Roman" w:hAnsi="BRH Malayalam Extra" w:cs="BRH Malayalam Extra"/>
+                <w:color w:val="EE0000"/>
+                <w:sz w:val="40"/>
+                <w:szCs w:val="40"/>
+                <w:lang w:val="it-IT" w:eastAsia="en-IN" w:bidi="ml-IN"/>
+              </w:rPr>
+              <w:t>çZx</w:t>
+            </w:r>
+            <w:r>
+              <w:rPr>
+                <w:rFonts w:ascii="BRH Malayalam Extra" w:eastAsia="Times New Roman" w:hAnsi="BRH Malayalam Extra" w:cs="BRH Malayalam Extra"/>
+                <w:color w:val="EE0000"/>
+                <w:sz w:val="32"/>
+                <w:szCs w:val="40"/>
+                <w:lang w:val="it-IT" w:eastAsia="en-IN" w:bidi="ml-IN"/>
+              </w:rPr>
+              <w:t>–</w:t>
+            </w:r>
+            <w:r>
+              <w:rPr>
+                <w:rFonts w:ascii="BRH Malayalam Extra" w:eastAsia="Times New Roman" w:hAnsi="BRH Malayalam Extra" w:cs="BRH Malayalam Extra"/>
+                <w:color w:val="EE0000"/>
+                <w:sz w:val="40"/>
+                <w:szCs w:val="40"/>
+                <w:lang w:val="it-IT" w:eastAsia="en-IN" w:bidi="ml-IN"/>
+              </w:rPr>
+              <w:t xml:space="preserve"> </w:t>
+            </w:r>
+          </w:p>
+          <w:p>
+            <w:pPr>
+              <w:widowControl w:val="0"/>
+              <w:autoSpaceDE w:val="0"/>
+              <w:autoSpaceDN w:val="0"/>
+              <w:adjustRightInd w:val="0"/>
+              <w:spacing w:before="0" w:line="240" w:lineRule="auto"/>
+              <w:rPr>
+                <w:rFonts w:ascii="BRH Devanagari Extra" w:hAnsi="BRH Devanagari Extra" w:cs="BRH Devanagari Extra"/>
+                <w:color w:val="EE0000"/>
+                <w:sz w:val="40"/>
+                <w:szCs w:val="40"/>
+                <w:lang w:val="it-IT" w:bidi="ml-IN"/>
+              </w:rPr>
+            </w:pPr>
+            <w:r>
+              <w:rPr>
+                <w:rFonts w:ascii="BRH Malayalam Extra" w:eastAsia="Times New Roman" w:hAnsi="BRH Malayalam Extra" w:cs="BRH Malayalam Extra"/>
+                <w:color w:val="EE0000"/>
+                <w:sz w:val="40"/>
+                <w:szCs w:val="40"/>
+                <w:lang w:val="it-IT" w:eastAsia="en-IN" w:bidi="ml-IN"/>
+              </w:rPr>
+              <w:t>CZõöe—Zy-Óy</w:t>
+            </w:r>
+            <w:r>
+              <w:rPr>
+                <w:rFonts w:ascii="BRH Malayalam Extra" w:eastAsia="Times New Roman" w:hAnsi="BRH Malayalam Extra" w:cs="BRH Malayalam Extra"/>
+                <w:color w:val="EE0000"/>
+                <w:sz w:val="32"/>
+                <w:szCs w:val="40"/>
+                <w:lang w:val="it-IT" w:eastAsia="en-IN" w:bidi="ml-IN"/>
+              </w:rPr>
+              <w:t>–</w:t>
+            </w:r>
+            <w:r>
+              <w:rPr>
+                <w:rFonts w:ascii="BRH Malayalam Extra" w:eastAsia="Times New Roman" w:hAnsi="BRH Malayalam Extra" w:cs="BRH Malayalam Extra"/>
+                <w:color w:val="EE0000"/>
+                <w:sz w:val="40"/>
+                <w:szCs w:val="40"/>
+                <w:lang w:val="it-IT" w:eastAsia="en-IN" w:bidi="ml-IN"/>
+              </w:rPr>
+              <w:t>Zx</w:t>
+            </w:r>
+            <w:r>
+              <w:rPr>
+                <w:rFonts w:ascii="BRH Malayalam Extra" w:eastAsia="Times New Roman" w:hAnsi="BRH Malayalam Extra" w:cs="BRH Malayalam Extra"/>
+                <w:color w:val="EE0000"/>
+                <w:sz w:val="32"/>
+                <w:szCs w:val="40"/>
+                <w:lang w:val="it-IT" w:eastAsia="en-IN" w:bidi="ml-IN"/>
+              </w:rPr>
+              <w:t>–</w:t>
+            </w:r>
+            <w:r>
+              <w:rPr>
+                <w:rFonts w:ascii="BRH Malayalam Extra" w:eastAsia="Times New Roman" w:hAnsi="BRH Malayalam Extra" w:cs="BRH Malayalam Extra"/>
+                <w:color w:val="EE0000"/>
+                <w:sz w:val="40"/>
+                <w:szCs w:val="40"/>
+                <w:lang w:val="it-IT" w:eastAsia="en-IN" w:bidi="ml-IN"/>
+              </w:rPr>
+              <w:t>J |</w:t>
+            </w:r>
+          </w:p>
+        </w:tc>
+        <w:tc>
+          <w:tcPr>
+            <w:tcW w:w="5388" w:type="dxa"/>
+          </w:tcPr>
+          <w:p>
+            <w:pPr>
+              <w:widowControl w:val="0"/>
+              <w:autoSpaceDE w:val="0"/>
+              <w:autoSpaceDN w:val="0"/>
+              <w:adjustRightInd w:val="0"/>
+              <w:spacing w:before="0" w:line="240" w:lineRule="auto"/>
+              <w:rPr>
+                <w:rFonts w:ascii="BRH Malayalam Extra" w:eastAsia="Times New Roman" w:hAnsi="BRH Malayalam Extra" w:cs="BRH Malayalam Extra"/>
+                <w:color w:val="EE0000"/>
+                <w:sz w:val="40"/>
+                <w:szCs w:val="40"/>
+                <w:lang w:val="it-IT" w:eastAsia="en-IN" w:bidi="ml-IN"/>
+              </w:rPr>
+            </w:pPr>
+            <w:r>
+              <w:rPr>
+                <w:rFonts w:ascii="BRH Malayalam Extra" w:eastAsia="Times New Roman" w:hAnsi="BRH Malayalam Extra" w:cs="BRH Malayalam Extra"/>
+                <w:color w:val="EE0000"/>
+                <w:sz w:val="40"/>
+                <w:szCs w:val="40"/>
+                <w:lang w:val="it-IT" w:eastAsia="en-IN" w:bidi="ml-IN"/>
+              </w:rPr>
+              <w:t>Aöe—ZyrçyZx</w:t>
+            </w:r>
+            <w:r>
+              <w:rPr>
+                <w:rFonts w:ascii="BRH Malayalam Extra" w:eastAsia="Times New Roman" w:hAnsi="BRH Malayalam Extra" w:cs="BRH Malayalam Extra"/>
+                <w:color w:val="EE0000"/>
+                <w:sz w:val="32"/>
+                <w:szCs w:val="40"/>
+                <w:lang w:val="it-IT" w:eastAsia="en-IN" w:bidi="ml-IN"/>
+              </w:rPr>
+              <w:t>–</w:t>
+            </w:r>
+            <w:r>
+              <w:rPr>
+                <w:rFonts w:ascii="BRH Malayalam Extra" w:eastAsia="Times New Roman" w:hAnsi="BRH Malayalam Extra" w:cs="BRH Malayalam Extra"/>
+                <w:color w:val="EE0000"/>
+                <w:sz w:val="40"/>
+                <w:szCs w:val="40"/>
+                <w:lang w:val="it-IT" w:eastAsia="en-IN" w:bidi="ml-IN"/>
+              </w:rPr>
+              <w:t xml:space="preserve">J ¥sëxix˜J | </w:t>
+            </w:r>
+          </w:p>
+          <w:p>
+            <w:pPr>
+              <w:widowControl w:val="0"/>
+              <w:autoSpaceDE w:val="0"/>
+              <w:autoSpaceDN w:val="0"/>
+              <w:adjustRightInd w:val="0"/>
+              <w:spacing w:before="0" w:line="240" w:lineRule="auto"/>
+              <w:rPr>
+                <w:rFonts w:ascii="BRH Malayalam Extra" w:eastAsia="Times New Roman" w:hAnsi="BRH Malayalam Extra" w:cs="BRH Malayalam Extra"/>
+                <w:color w:val="EE0000"/>
+                <w:sz w:val="40"/>
+                <w:szCs w:val="40"/>
+                <w:lang w:val="it-IT" w:eastAsia="en-IN" w:bidi="ml-IN"/>
+              </w:rPr>
+            </w:pPr>
+            <w:r>
+              <w:rPr>
+                <w:rFonts w:ascii="BRH Malayalam Extra" w:eastAsia="Times New Roman" w:hAnsi="BRH Malayalam Extra" w:cs="BRH Malayalam Extra"/>
+                <w:color w:val="EE0000"/>
+                <w:sz w:val="40"/>
+                <w:szCs w:val="40"/>
+                <w:lang w:val="it-IT" w:eastAsia="en-IN" w:bidi="ml-IN"/>
+              </w:rPr>
+              <w:t>Aöe—Zyr</w:t>
+            </w:r>
+            <w:r>
+              <w:rPr>
+                <w:rFonts w:ascii="BRH Malayalam Extra" w:eastAsia="Times New Roman" w:hAnsi="BRH Malayalam Extra" w:cs="BRH Malayalam Extra"/>
+                <w:color w:val="EE0000"/>
+                <w:sz w:val="40"/>
+                <w:szCs w:val="40"/>
+                <w:highlight w:val="green"/>
+                <w:lang w:val="it-IT" w:eastAsia="en-IN" w:bidi="ml-IN"/>
+              </w:rPr>
+              <w:t>ççy</w:t>
+            </w:r>
+            <w:r>
+              <w:rPr>
+                <w:rFonts w:ascii="BRH Malayalam Extra" w:eastAsia="Times New Roman" w:hAnsi="BRH Malayalam Extra" w:cs="BRH Malayalam Extra"/>
+                <w:color w:val="EE0000"/>
+                <w:sz w:val="40"/>
+                <w:szCs w:val="40"/>
+                <w:lang w:val="it-IT" w:eastAsia="en-IN" w:bidi="ml-IN"/>
+              </w:rPr>
+              <w:t>Zx</w:t>
+            </w:r>
+            <w:r>
+              <w:rPr>
+                <w:rFonts w:ascii="BRH Malayalam Extra" w:eastAsia="Times New Roman" w:hAnsi="BRH Malayalam Extra" w:cs="BRH Malayalam Extra"/>
+                <w:color w:val="EE0000"/>
+                <w:sz w:val="32"/>
+                <w:szCs w:val="40"/>
+                <w:lang w:val="it-IT" w:eastAsia="en-IN" w:bidi="ml-IN"/>
+              </w:rPr>
+              <w:t>–</w:t>
+            </w:r>
+            <w:r>
+              <w:rPr>
+                <w:rFonts w:ascii="BRH Malayalam Extra" w:eastAsia="Times New Roman" w:hAnsi="BRH Malayalam Extra" w:cs="BRH Malayalam Extra"/>
+                <w:color w:val="EE0000"/>
+                <w:sz w:val="40"/>
+                <w:szCs w:val="40"/>
+                <w:lang w:val="it-IT" w:eastAsia="en-IN" w:bidi="ml-IN"/>
+              </w:rPr>
+              <w:t xml:space="preserve"> </w:t>
+            </w:r>
+          </w:p>
+          <w:p>
+            <w:pPr>
+              <w:widowControl w:val="0"/>
+              <w:autoSpaceDE w:val="0"/>
+              <w:autoSpaceDN w:val="0"/>
+              <w:adjustRightInd w:val="0"/>
+              <w:spacing w:before="0" w:line="240" w:lineRule="auto"/>
+              <w:rPr>
+                <w:rFonts w:ascii="BRH Devanagari Extra" w:hAnsi="BRH Devanagari Extra" w:cs="BRH Devanagari Extra"/>
+                <w:color w:val="EE0000"/>
+                <w:sz w:val="40"/>
+                <w:szCs w:val="40"/>
+                <w:lang w:val="it-IT" w:bidi="ml-IN"/>
+              </w:rPr>
+            </w:pPr>
+            <w:r>
+              <w:rPr>
+                <w:rFonts w:ascii="BRH Malayalam Extra" w:eastAsia="Times New Roman" w:hAnsi="BRH Malayalam Extra" w:cs="BRH Malayalam Extra"/>
+                <w:color w:val="EE0000"/>
+                <w:sz w:val="40"/>
+                <w:szCs w:val="40"/>
+                <w:lang w:val="it-IT" w:eastAsia="en-IN" w:bidi="ml-IN"/>
+              </w:rPr>
+              <w:t>CZõöe—Zy-Óy</w:t>
+            </w:r>
+            <w:r>
+              <w:rPr>
+                <w:rFonts w:ascii="BRH Malayalam Extra" w:eastAsia="Times New Roman" w:hAnsi="BRH Malayalam Extra" w:cs="BRH Malayalam Extra"/>
+                <w:color w:val="EE0000"/>
+                <w:sz w:val="32"/>
+                <w:szCs w:val="40"/>
+                <w:lang w:val="it-IT" w:eastAsia="en-IN" w:bidi="ml-IN"/>
+              </w:rPr>
+              <w:t>–</w:t>
+            </w:r>
+            <w:r>
+              <w:rPr>
+                <w:rFonts w:ascii="BRH Malayalam Extra" w:eastAsia="Times New Roman" w:hAnsi="BRH Malayalam Extra" w:cs="BRH Malayalam Extra"/>
+                <w:color w:val="EE0000"/>
+                <w:sz w:val="40"/>
+                <w:szCs w:val="40"/>
+                <w:lang w:val="it-IT" w:eastAsia="en-IN" w:bidi="ml-IN"/>
+              </w:rPr>
+              <w:t>Zx</w:t>
+            </w:r>
+            <w:r>
+              <w:rPr>
+                <w:rFonts w:ascii="BRH Malayalam Extra" w:eastAsia="Times New Roman" w:hAnsi="BRH Malayalam Extra" w:cs="BRH Malayalam Extra"/>
+                <w:color w:val="EE0000"/>
+                <w:sz w:val="32"/>
+                <w:szCs w:val="40"/>
+                <w:lang w:val="it-IT" w:eastAsia="en-IN" w:bidi="ml-IN"/>
+              </w:rPr>
+              <w:t>–</w:t>
+            </w:r>
+            <w:r>
+              <w:rPr>
+                <w:rFonts w:ascii="BRH Malayalam Extra" w:eastAsia="Times New Roman" w:hAnsi="BRH Malayalam Extra" w:cs="BRH Malayalam Extra"/>
+                <w:color w:val="EE0000"/>
+                <w:sz w:val="40"/>
+                <w:szCs w:val="40"/>
+                <w:lang w:val="it-IT" w:eastAsia="en-IN" w:bidi="ml-IN"/>
+              </w:rPr>
+              <w:t>J |</w:t>
+            </w:r>
+          </w:p>
+        </w:tc>
+      </w:tr>
+      <w:tr>
+        <w:trPr>
+          <w:trHeight w:val="1680"/>
+        </w:trPr>
+        <w:tc>
+          <w:tcPr>
+            <w:tcW w:w="3907" w:type="dxa"/>
+          </w:tcPr>
+          <w:p>
+            <w:pPr>
+              <w:widowControl w:val="0"/>
+              <w:tabs>
+                <w:tab w:val="left" w:pos="993"/>
+              </w:tabs>
+              <w:autoSpaceDE w:val="0"/>
+              <w:autoSpaceDN w:val="0"/>
+              <w:adjustRightInd w:val="0"/>
+              <w:spacing w:before="0" w:line="240" w:lineRule="auto"/>
+              <w:ind w:right="297"/>
+              <w:rPr>
+                <w:rFonts w:cs="Arial"/>
+                <w:b/>
+                <w:color w:val="EE0000"/>
+                <w:sz w:val="28"/>
+                <w:szCs w:val="32"/>
+              </w:rPr>
+            </w:pPr>
+            <w:r>
+              <w:rPr>
+                <w:rFonts w:cs="Arial"/>
+                <w:b/>
+                <w:color w:val="EE0000"/>
+                <w:sz w:val="28"/>
+                <w:szCs w:val="32"/>
+              </w:rPr>
+              <w:t>T.S.5.4.11.1– Kramam</w:t>
+            </w:r>
+          </w:p>
+          <w:p>
+            <w:pPr>
+              <w:widowControl w:val="0"/>
+              <w:tabs>
+                <w:tab w:val="left" w:pos="993"/>
+              </w:tabs>
+              <w:autoSpaceDE w:val="0"/>
+              <w:autoSpaceDN w:val="0"/>
+              <w:adjustRightInd w:val="0"/>
+              <w:spacing w:before="0" w:line="240" w:lineRule="auto"/>
+              <w:ind w:right="297"/>
+              <w:rPr>
+                <w:rFonts w:cs="Arial"/>
+                <w:b/>
+                <w:color w:val="EE0000"/>
+                <w:szCs w:val="28"/>
+                <w:lang w:val="en-IN"/>
+              </w:rPr>
+            </w:pPr>
+            <w:r>
+              <w:rPr>
+                <w:rFonts w:cs="Arial"/>
+                <w:b/>
+                <w:color w:val="EE0000"/>
+                <w:sz w:val="28"/>
+                <w:szCs w:val="32"/>
+                <w:lang w:val="en-IN"/>
+              </w:rPr>
+              <w:t xml:space="preserve">Krama Vaakyam No.– </w:t>
+            </w:r>
+            <w:r>
+              <w:rPr>
+                <w:rFonts w:cs="Arial"/>
+                <w:b/>
+                <w:color w:val="EE0000"/>
+                <w:sz w:val="28"/>
+                <w:szCs w:val="32"/>
+                <w:lang w:val="en-IN"/>
+              </w:rPr>
+              <w:t xml:space="preserve">28 and </w:t>
+            </w:r>
+            <w:r>
+              <w:rPr>
+                <w:rFonts w:cs="Arial"/>
+                <w:b/>
+                <w:color w:val="EE0000"/>
+                <w:sz w:val="28"/>
+                <w:szCs w:val="32"/>
+                <w:lang w:val="en-IN"/>
+              </w:rPr>
+              <w:t>30</w:t>
+            </w:r>
+          </w:p>
+          <w:p>
+            <w:pPr>
+              <w:widowControl w:val="0"/>
+              <w:tabs>
+                <w:tab w:val="left" w:pos="993"/>
+              </w:tabs>
+              <w:autoSpaceDE w:val="0"/>
+              <w:autoSpaceDN w:val="0"/>
+              <w:adjustRightInd w:val="0"/>
+              <w:spacing w:before="0" w:line="240" w:lineRule="auto"/>
+              <w:ind w:right="297"/>
+              <w:rPr>
+                <w:rFonts w:cs="Arial"/>
+                <w:b/>
+                <w:color w:val="EE0000"/>
+                <w:sz w:val="28"/>
+                <w:szCs w:val="32"/>
+                <w:lang w:val="it-IT"/>
+              </w:rPr>
+            </w:pPr>
+            <w:r>
+              <w:rPr>
+                <w:rFonts w:cs="Arial"/>
+                <w:b/>
+                <w:color w:val="EE0000"/>
+                <w:sz w:val="28"/>
+                <w:szCs w:val="32"/>
+                <w:lang w:val="it-IT"/>
+              </w:rPr>
+              <w:t>Panchaati No</w:t>
+            </w:r>
+            <w:r>
+              <w:rPr>
+                <w:rFonts w:cs="Arial"/>
+                <w:b/>
+                <w:color w:val="EE0000"/>
+                <w:szCs w:val="32"/>
+                <w:lang w:val="it-IT"/>
+              </w:rPr>
+              <w:t xml:space="preserve">. - </w:t>
+            </w:r>
+            <w:r>
+              <w:rPr>
+                <w:rFonts w:cs="Arial"/>
+                <w:b/>
+                <w:color w:val="EE0000"/>
+                <w:sz w:val="28"/>
+                <w:szCs w:val="32"/>
+                <w:lang w:val="it-IT"/>
+              </w:rPr>
+              <w:t>52</w:t>
+            </w:r>
+          </w:p>
+        </w:tc>
+        <w:tc>
+          <w:tcPr>
+            <w:tcW w:w="5105" w:type="dxa"/>
+          </w:tcPr>
+          <w:p>
+            <w:pPr>
+              <w:widowControl w:val="0"/>
+              <w:autoSpaceDE w:val="0"/>
+              <w:autoSpaceDN w:val="0"/>
+              <w:adjustRightInd w:val="0"/>
+              <w:spacing w:before="0" w:line="240" w:lineRule="auto"/>
+              <w:rPr>
+                <w:rFonts w:ascii="BRH Malayalam Extra" w:eastAsia="Times New Roman" w:hAnsi="BRH Malayalam Extra" w:cs="BRH Malayalam Extra"/>
+                <w:color w:val="EE0000"/>
+                <w:sz w:val="40"/>
+                <w:szCs w:val="40"/>
+                <w:lang w:val="it-IT" w:eastAsia="en-IN" w:bidi="ml-IN"/>
+              </w:rPr>
+            </w:pPr>
+            <w:r>
+              <w:rPr>
+                <w:rFonts w:ascii="BRH Malayalam Extra" w:eastAsia="Times New Roman" w:hAnsi="BRH Malayalam Extra" w:cs="BRH Malayalam Extra"/>
+                <w:color w:val="EE0000"/>
                 <w:sz w:val="40"/>
                 <w:szCs w:val="40"/>
                 <w:lang w:val="it-IT" w:eastAsia="en-IN" w:bidi="ml-IN"/>
@@ -3170,17 +3636,17 @@
             <w:r>
               <w:rPr>
                 <w:rFonts w:ascii="BRH Malayalam Extra" w:eastAsia="Times New Roman" w:hAnsi="BRH Malayalam Extra" w:cs="BRH Malayalam Extra"/>
-                <w:color w:val="000000"/>
-                <w:sz w:val="32"/>
-                <w:szCs w:val="40"/>
-                <w:lang w:val="it-IT" w:eastAsia="en-IN" w:bidi="ml-IN"/>
-              </w:rPr>
-              <w:t>–</w:t>
-            </w:r>
-            <w:r>
-              <w:rPr>
-                <w:rFonts w:ascii="BRH Malayalam Extra" w:eastAsia="Times New Roman" w:hAnsi="BRH Malayalam Extra" w:cs="BRH Malayalam Extra"/>
-                <w:color w:val="000000"/>
+                <w:color w:val="EE0000"/>
+                <w:sz w:val="32"/>
+                <w:szCs w:val="40"/>
+                <w:lang w:val="it-IT" w:eastAsia="en-IN" w:bidi="ml-IN"/>
+              </w:rPr>
+              <w:t>–</w:t>
+            </w:r>
+            <w:r>
+              <w:rPr>
+                <w:rFonts w:ascii="BRH Malayalam Extra" w:eastAsia="Times New Roman" w:hAnsi="BRH Malayalam Extra" w:cs="BRH Malayalam Extra"/>
+                <w:color w:val="EE0000"/>
                 <w:sz w:val="40"/>
                 <w:szCs w:val="40"/>
                 <w:lang w:val="it-IT" w:eastAsia="en-IN" w:bidi="ml-IN"/>
@@ -3190,17 +3656,17 @@
             <w:r>
               <w:rPr>
                 <w:rFonts w:ascii="BRH Malayalam Extra" w:eastAsia="Times New Roman" w:hAnsi="BRH Malayalam Extra" w:cs="BRH Malayalam Extra"/>
-                <w:color w:val="000000"/>
-                <w:sz w:val="32"/>
-                <w:szCs w:val="40"/>
-                <w:lang w:val="it-IT" w:eastAsia="en-IN" w:bidi="ml-IN"/>
-              </w:rPr>
-              <w:t>–</w:t>
-            </w:r>
-            <w:r>
-              <w:rPr>
-                <w:rFonts w:ascii="BRH Malayalam Extra" w:eastAsia="Times New Roman" w:hAnsi="BRH Malayalam Extra" w:cs="BRH Malayalam Extra"/>
-                <w:color w:val="000000"/>
+                <w:color w:val="EE0000"/>
+                <w:sz w:val="32"/>
+                <w:szCs w:val="40"/>
+                <w:lang w:val="it-IT" w:eastAsia="en-IN" w:bidi="ml-IN"/>
+              </w:rPr>
+              <w:t>–</w:t>
+            </w:r>
+            <w:r>
+              <w:rPr>
+                <w:rFonts w:ascii="BRH Malayalam Extra" w:eastAsia="Times New Roman" w:hAnsi="BRH Malayalam Extra" w:cs="BRH Malayalam Extra"/>
+                <w:color w:val="EE0000"/>
                 <w:sz w:val="40"/>
                 <w:szCs w:val="40"/>
                 <w:lang w:val="it-IT" w:eastAsia="en-IN" w:bidi="ml-IN"/>
@@ -3210,17 +3676,17 @@
             <w:r>
               <w:rPr>
                 <w:rFonts w:ascii="BRH Malayalam Extra" w:eastAsia="Times New Roman" w:hAnsi="BRH Malayalam Extra" w:cs="BRH Malayalam Extra"/>
-                <w:color w:val="000000"/>
-                <w:sz w:val="32"/>
-                <w:szCs w:val="40"/>
-                <w:lang w:val="it-IT" w:eastAsia="en-IN" w:bidi="ml-IN"/>
-              </w:rPr>
-              <w:t>–</w:t>
-            </w:r>
-            <w:r>
-              <w:rPr>
-                <w:rFonts w:ascii="BRH Malayalam Extra" w:eastAsia="Times New Roman" w:hAnsi="BRH Malayalam Extra" w:cs="BRH Malayalam Extra"/>
-                <w:color w:val="000000"/>
+                <w:color w:val="EE0000"/>
+                <w:sz w:val="32"/>
+                <w:szCs w:val="40"/>
+                <w:lang w:val="it-IT" w:eastAsia="en-IN" w:bidi="ml-IN"/>
+              </w:rPr>
+              <w:t>–</w:t>
+            </w:r>
+            <w:r>
+              <w:rPr>
+                <w:rFonts w:ascii="BRH Malayalam Extra" w:eastAsia="Times New Roman" w:hAnsi="BRH Malayalam Extra" w:cs="BRH Malayalam Extra"/>
+                <w:color w:val="EE0000"/>
                 <w:sz w:val="40"/>
                 <w:szCs w:val="40"/>
                 <w:lang w:val="it-IT" w:eastAsia="en-IN" w:bidi="ml-IN"/>
@@ -3230,7 +3696,7 @@
             <w:r>
               <w:rPr>
                 <w:rFonts w:ascii="BRH Malayalam Extra" w:eastAsia="Times New Roman" w:hAnsi="BRH Malayalam Extra" w:cs="BRH Malayalam Extra"/>
-                <w:color w:val="000000"/>
+                <w:color w:val="EE0000"/>
                 <w:sz w:val="40"/>
                 <w:szCs w:val="40"/>
                 <w:highlight w:val="yellow"/>
@@ -3241,7 +3707,7 @@
             <w:r>
               <w:rPr>
                 <w:rFonts w:ascii="BRH Malayalam Extra" w:eastAsia="Times New Roman" w:hAnsi="BRH Malayalam Extra" w:cs="BRH Malayalam Extra"/>
-                <w:color w:val="000000"/>
+                <w:color w:val="EE0000"/>
                 <w:sz w:val="40"/>
                 <w:szCs w:val="40"/>
                 <w:lang w:val="it-IT" w:eastAsia="en-IN" w:bidi="ml-IN"/>
@@ -3251,17 +3717,17 @@
             <w:r>
               <w:rPr>
                 <w:rFonts w:ascii="BRH Malayalam Extra" w:eastAsia="Times New Roman" w:hAnsi="BRH Malayalam Extra" w:cs="BRH Malayalam Extra"/>
-                <w:color w:val="000000"/>
-                <w:sz w:val="32"/>
-                <w:szCs w:val="40"/>
-                <w:lang w:val="it-IT" w:eastAsia="en-IN" w:bidi="ml-IN"/>
-              </w:rPr>
-              <w:t>–</w:t>
-            </w:r>
-            <w:r>
-              <w:rPr>
-                <w:rFonts w:ascii="BRH Malayalam Extra" w:eastAsia="Times New Roman" w:hAnsi="BRH Malayalam Extra" w:cs="BRH Malayalam Extra"/>
-                <w:color w:val="000000"/>
+                <w:color w:val="EE0000"/>
+                <w:sz w:val="32"/>
+                <w:szCs w:val="40"/>
+                <w:lang w:val="it-IT" w:eastAsia="en-IN" w:bidi="ml-IN"/>
+              </w:rPr>
+              <w:t>–</w:t>
+            </w:r>
+            <w:r>
+              <w:rPr>
+                <w:rFonts w:ascii="BRH Malayalam Extra" w:eastAsia="Times New Roman" w:hAnsi="BRH Malayalam Extra" w:cs="BRH Malayalam Extra"/>
+                <w:color w:val="EE0000"/>
                 <w:sz w:val="40"/>
                 <w:szCs w:val="40"/>
                 <w:lang w:val="it-IT" w:eastAsia="en-IN" w:bidi="ml-IN"/>
@@ -4705,6 +5171,7 @@
                 <w:sz w:val="28"/>
                 <w:szCs w:val="32"/>
               </w:rPr>
+              <w:lastRenderedPageBreak/>
               <w:t>T.S.5.</w:t>
             </w:r>
             <w:r>
@@ -5315,7 +5782,6 @@
                 <w:sz w:val="28"/>
                 <w:szCs w:val="32"/>
               </w:rPr>
-              <w:lastRenderedPageBreak/>
               <w:t>T.S.5.</w:t>
             </w:r>
             <w:r>
@@ -6245,6 +6711,7 @@
           <w:szCs w:val="32"/>
           <w:u w:val="single"/>
         </w:rPr>
+        <w:lastRenderedPageBreak/>
         <w:t xml:space="preserve">TS </w:t>
       </w:r>
       <w:r>
@@ -6864,7 +7331,6 @@
                 <w:sz w:val="28"/>
                 <w:szCs w:val="32"/>
               </w:rPr>
-              <w:lastRenderedPageBreak/>
               <w:t>T.S.5.4.3.2 – Kramam</w:t>
             </w:r>
           </w:p>
@@ -8159,6 +8625,7 @@
                 <w:sz w:val="28"/>
                 <w:szCs w:val="32"/>
               </w:rPr>
+              <w:lastRenderedPageBreak/>
               <w:t>T.S.5.4.3.4 – Kramam</w:t>
             </w:r>
           </w:p>
@@ -8772,7 +9239,6 @@
                 <w:sz w:val="28"/>
                 <w:szCs w:val="32"/>
               </w:rPr>
-              <w:lastRenderedPageBreak/>
               <w:t>T.S.5.4.5.2 – Kramam</w:t>
             </w:r>
           </w:p>
@@ -10263,6 +10729,7 @@
                 <w:sz w:val="28"/>
                 <w:szCs w:val="32"/>
               </w:rPr>
+              <w:lastRenderedPageBreak/>
               <w:t>T.S.5.4.8.4 – Kramam</w:t>
             </w:r>
           </w:p>
@@ -11016,7 +11483,6 @@
                 <w:szCs w:val="40"/>
                 <w:lang w:val="en-IN" w:eastAsia="en-IN" w:bidi="ml-IN"/>
               </w:rPr>
-              <w:lastRenderedPageBreak/>
               <w:t>CZõ</w:t>
             </w:r>
             <w:r>
@@ -11108,7 +11574,6 @@
                 <w:szCs w:val="40"/>
                 <w:lang w:val="en-IN" w:eastAsia="en-IN" w:bidi="ml-IN"/>
               </w:rPr>
-              <w:lastRenderedPageBreak/>
               <w:t>A</w:t>
             </w:r>
             <w:r>
@@ -11271,7 +11736,6 @@
                 <w:szCs w:val="40"/>
                 <w:lang w:val="en-IN" w:eastAsia="en-IN" w:bidi="ml-IN"/>
               </w:rPr>
-              <w:lastRenderedPageBreak/>
               <w:t>CZõ</w:t>
             </w:r>
             <w:r>
@@ -11370,7 +11834,6 @@
                 <w:sz w:val="28"/>
                 <w:szCs w:val="32"/>
               </w:rPr>
-              <w:lastRenderedPageBreak/>
               <w:t>T.S.5.4.11.3 – Kramam</w:t>
             </w:r>
           </w:p>
@@ -12502,6 +12965,7 @@
           <w:szCs w:val="32"/>
           <w:u w:val="single"/>
         </w:rPr>
+        <w:lastRenderedPageBreak/>
         <w:t xml:space="preserve">TS </w:t>
       </w:r>
       <w:r>
@@ -12840,7 +13304,6 @@
           <w:b/>
           <w:sz w:val="32"/>
         </w:rPr>
-        <w:lastRenderedPageBreak/>
         <w:t>===================</w:t>
       </w:r>
     </w:p>
